--- a/451_実装データモデル_行政/docx/451-7_実装データモデル_行政サービス拠点・支援機関等.docx
+++ b/451_実装データモデル_行政/docx/451-7_実装データモデル_行政サービス拠点・支援機関等.docx
@@ -1,6 +1,6 @@
 
 <file path=word/document.xml><?xml version="1.0" encoding="utf-8"?>
-<w:document xmlns:wpc="http://schemas.microsoft.com/office/word/2010/wordprocessingCanvas" xmlns:cx="http://schemas.microsoft.com/office/drawing/2014/chartex" xmlns:cx1="http://schemas.microsoft.com/office/drawing/2015/9/8/chartex" xmlns:cx2="http://schemas.microsoft.com/office/drawing/2015/10/21/chartex" xmlns:cx3="http://schemas.microsoft.com/office/drawing/2016/5/9/chartex" xmlns:cx4="http://schemas.microsoft.com/office/drawing/2016/5/10/chartex" xmlns:cx5="http://schemas.microsoft.com/office/drawing/2016/5/11/chartex" xmlns:cx6="http://schemas.microsoft.com/office/drawing/2016/5/12/chartex" xmlns:cx7="http://schemas.microsoft.com/office/drawing/2016/5/13/chartex" xmlns:cx8="http://schemas.microsoft.com/office/drawing/2016/5/14/chartex" xmlns:mc="http://schemas.openxmlformats.org/markup-compatibility/2006" xmlns:aink="http://schemas.microsoft.com/office/drawing/2016/ink" xmlns:am3d="http://schemas.microsoft.com/office/drawing/2017/model3d" xmlns:o="urn:schemas-microsoft-com:office:office" xmlns:oel="http://schemas.microsoft.com/office/2019/extlst" xmlns:r="http://schemas.openxmlformats.org/officeDocument/2006/relationships" xmlns:m="http://schemas.openxmlformats.org/officeDocument/2006/math" xmlns:v="urn:schemas-microsoft-com:vml" xmlns:wp14="http://schemas.microsoft.com/office/word/2010/wordprocessingDrawing" xmlns:wp="http://schemas.openxmlformats.org/drawingml/2006/wordprocessingDrawing" xmlns:w10="urn:schemas-microsoft-com:office:word" xmlns:w="http://schemas.openxmlformats.org/wordprocessingml/2006/main" xmlns:w14="http://schemas.microsoft.com/office/word/2010/wordml" xmlns:w15="http://schemas.microsoft.com/office/word/2012/wordml" xmlns:w16cex="http://schemas.microsoft.com/office/word/2018/wordml/cex" xmlns:w16cid="http://schemas.microsoft.com/office/word/2016/wordml/cid" xmlns:w16="http://schemas.microsoft.com/office/word/2018/wordml" xmlns:w16sdtdh="http://schemas.microsoft.com/office/word/2020/wordml/sdtdatahash" xmlns:w16se="http://schemas.microsoft.com/office/word/2015/wordml/symex" xmlns:wpg="http://schemas.microsoft.com/office/word/2010/wordprocessingGroup" xmlns:wpi="http://schemas.microsoft.com/office/word/2010/wordprocessingInk" xmlns:wne="http://schemas.microsoft.com/office/word/2006/wordml" xmlns:wps="http://schemas.microsoft.com/office/word/2010/wordprocessingShape" mc:Ignorable="w14 w15 w16se w16cid w16 w16cex w16sdtdh wp14">
+<w:document xmlns:wpc="http://schemas.microsoft.com/office/word/2010/wordprocessingCanvas" xmlns:cx="http://schemas.microsoft.com/office/drawing/2014/chartex" xmlns:cx1="http://schemas.microsoft.com/office/drawing/2015/9/8/chartex" xmlns:cx2="http://schemas.microsoft.com/office/drawing/2015/10/21/chartex" xmlns:cx3="http://schemas.microsoft.com/office/drawing/2016/5/9/chartex" xmlns:cx4="http://schemas.microsoft.com/office/drawing/2016/5/10/chartex" xmlns:cx5="http://schemas.microsoft.com/office/drawing/2016/5/11/chartex" xmlns:cx6="http://schemas.microsoft.com/office/drawing/2016/5/12/chartex" xmlns:cx7="http://schemas.microsoft.com/office/drawing/2016/5/13/chartex" xmlns:cx8="http://schemas.microsoft.com/office/drawing/2016/5/14/chartex" xmlns:mc="http://schemas.openxmlformats.org/markup-compatibility/2006" xmlns:aink="http://schemas.microsoft.com/office/drawing/2016/ink" xmlns:am3d="http://schemas.microsoft.com/office/drawing/2017/model3d" xmlns:o="urn:schemas-microsoft-com:office:office" xmlns:oel="http://schemas.microsoft.com/office/2019/extlst" xmlns:r="http://schemas.openxmlformats.org/officeDocument/2006/relationships" xmlns:m="http://schemas.openxmlformats.org/officeDocument/2006/math" xmlns:v="urn:schemas-microsoft-com:vml" xmlns:wp14="http://schemas.microsoft.com/office/word/2010/wordprocessingDrawing" xmlns:wp="http://schemas.openxmlformats.org/drawingml/2006/wordprocessingDrawing" xmlns:w10="urn:schemas-microsoft-com:office:word" xmlns:w="http://schemas.openxmlformats.org/wordprocessingml/2006/main" xmlns:w14="http://schemas.microsoft.com/office/word/2010/wordml" xmlns:w15="http://schemas.microsoft.com/office/word/2012/wordml" xmlns:w16cex="http://schemas.microsoft.com/office/word/2018/wordml/cex" xmlns:w16cid="http://schemas.microsoft.com/office/word/2016/wordml/cid" xmlns:w16="http://schemas.microsoft.com/office/word/2018/wordml" xmlns:w16du="http://schemas.microsoft.com/office/word/2023/wordml/word16du" xmlns:w16sdtdh="http://schemas.microsoft.com/office/word/2020/wordml/sdtdatahash" xmlns:w16sdtfl="http://schemas.microsoft.com/office/word/2024/wordml/sdtformatlock" xmlns:w16se="http://schemas.microsoft.com/office/word/2015/wordml/symex" xmlns:wpg="http://schemas.microsoft.com/office/word/2010/wordprocessingGroup" xmlns:wpi="http://schemas.microsoft.com/office/word/2010/wordprocessingInk" xmlns:wne="http://schemas.microsoft.com/office/word/2006/wordml" xmlns:wps="http://schemas.microsoft.com/office/word/2010/wordprocessingShape" mc:Ignorable="w14 w15 w16se w16cid w16 w16cex w16sdtdh w16sdtfl w16du wp14">
   <w:body>
     <w:p>
       <w:pPr>
@@ -104,7 +104,7 @@
         <w:rPr>
           <w:rFonts w:hint="eastAsia"/>
         </w:rPr>
-        <w:t>5</w:t>
+        <w:t>6</w:t>
       </w:r>
       <w:r>
         <w:rPr>
@@ -116,7 +116,7 @@
         <w:rPr>
           <w:rFonts w:hint="eastAsia"/>
         </w:rPr>
-        <w:t>7</w:t>
+        <w:t>8</w:t>
       </w:r>
       <w:r>
         <w:rPr>
@@ -128,7 +128,7 @@
         <w:rPr>
           <w:rFonts w:hint="eastAsia"/>
         </w:rPr>
-        <w:t>3</w:t>
+        <w:t>10</w:t>
       </w:r>
       <w:r>
         <w:rPr>
@@ -140,7 +140,7 @@
         <w:rPr>
           <w:rFonts w:hint="eastAsia"/>
         </w:rPr>
-        <w:t>25</w:t>
+        <w:t>06</w:t>
       </w:r>
       <w:r>
         <w:rPr>
@@ -373,12 +373,12 @@
           <w:pPr>
             <w:pStyle w:val="11"/>
             <w:tabs>
-              <w:tab w:val="left" w:pos="1100"/>
+              <w:tab w:val="left" w:pos="1050"/>
             </w:tabs>
             <w:rPr>
               <w:rFonts w:asciiTheme="minorHAnsi" w:eastAsiaTheme="minorEastAsia" w:hAnsiTheme="minorHAnsi" w:cstheme="minorBidi"/>
               <w:noProof/>
-              <w:sz w:val="22"/>
+              <w:sz w:val="21"/>
               <w:szCs w:val="24"/>
               <w14:ligatures w14:val="standardContextual"/>
             </w:rPr>
@@ -392,7 +392,7 @@
           <w:r>
             <w:fldChar w:fldCharType="separate"/>
           </w:r>
-          <w:hyperlink w:anchor="_Toc189558309" w:history="1">
+          <w:hyperlink w:anchor="_Toc231574177" w:history="1">
             <w:r>
               <w:rPr>
                 <w:rStyle w:val="aff0"/>
@@ -404,7 +404,7 @@
               <w:rPr>
                 <w:rFonts w:asciiTheme="minorHAnsi" w:eastAsiaTheme="minorEastAsia" w:hAnsiTheme="minorHAnsi" w:cstheme="minorBidi"/>
                 <w:noProof/>
-                <w:sz w:val="22"/>
+                <w:sz w:val="21"/>
                 <w:szCs w:val="24"/>
                 <w14:ligatures w14:val="standardContextual"/>
               </w:rPr>
@@ -436,7 +436,7 @@
                 <w:noProof/>
                 <w:webHidden/>
               </w:rPr>
-              <w:instrText xml:space="preserve"> PAGEREF _Toc189558309 \h </w:instrText>
+              <w:instrText xml:space="preserve"> PAGEREF _Toc231574177 \h </w:instrText>
             </w:r>
             <w:r>
               <w:rPr>
@@ -471,18 +471,18 @@
           <w:pPr>
             <w:pStyle w:val="21"/>
             <w:tabs>
-              <w:tab w:val="left" w:pos="1320"/>
+              <w:tab w:val="left" w:pos="1260"/>
               <w:tab w:val="right" w:leader="dot" w:pos="8494"/>
             </w:tabs>
             <w:rPr>
               <w:rFonts w:asciiTheme="minorHAnsi" w:eastAsiaTheme="minorEastAsia" w:hAnsiTheme="minorHAnsi" w:cstheme="minorBidi"/>
               <w:noProof/>
-              <w:sz w:val="22"/>
+              <w:sz w:val="21"/>
               <w:szCs w:val="24"/>
               <w14:ligatures w14:val="standardContextual"/>
             </w:rPr>
           </w:pPr>
-          <w:hyperlink w:anchor="_Toc189558310" w:history="1">
+          <w:hyperlink w:anchor="_Toc231574178" w:history="1">
             <w:r>
               <w:rPr>
                 <w:rStyle w:val="aff0"/>
@@ -494,7 +494,7 @@
               <w:rPr>
                 <w:rFonts w:asciiTheme="minorHAnsi" w:eastAsiaTheme="minorEastAsia" w:hAnsiTheme="minorHAnsi" w:cstheme="minorBidi"/>
                 <w:noProof/>
-                <w:sz w:val="22"/>
+                <w:sz w:val="21"/>
                 <w:szCs w:val="24"/>
                 <w14:ligatures w14:val="standardContextual"/>
               </w:rPr>
@@ -526,7 +526,7 @@
                 <w:noProof/>
                 <w:webHidden/>
               </w:rPr>
-              <w:instrText xml:space="preserve"> PAGEREF _Toc189558310 \h </w:instrText>
+              <w:instrText xml:space="preserve"> PAGEREF _Toc231574178 \h </w:instrText>
             </w:r>
             <w:r>
               <w:rPr>
@@ -561,18 +561,18 @@
           <w:pPr>
             <w:pStyle w:val="21"/>
             <w:tabs>
-              <w:tab w:val="left" w:pos="1320"/>
+              <w:tab w:val="left" w:pos="1260"/>
               <w:tab w:val="right" w:leader="dot" w:pos="8494"/>
             </w:tabs>
             <w:rPr>
               <w:rFonts w:asciiTheme="minorHAnsi" w:eastAsiaTheme="minorEastAsia" w:hAnsiTheme="minorHAnsi" w:cstheme="minorBidi"/>
               <w:noProof/>
-              <w:sz w:val="22"/>
+              <w:sz w:val="21"/>
               <w:szCs w:val="24"/>
               <w14:ligatures w14:val="standardContextual"/>
             </w:rPr>
           </w:pPr>
-          <w:hyperlink w:anchor="_Toc189558311" w:history="1">
+          <w:hyperlink w:anchor="_Toc231574179" w:history="1">
             <w:r>
               <w:rPr>
                 <w:rStyle w:val="aff0"/>
@@ -584,7 +584,7 @@
               <w:rPr>
                 <w:rFonts w:asciiTheme="minorHAnsi" w:eastAsiaTheme="minorEastAsia" w:hAnsiTheme="minorHAnsi" w:cstheme="minorBidi"/>
                 <w:noProof/>
-                <w:sz w:val="22"/>
+                <w:sz w:val="21"/>
                 <w:szCs w:val="24"/>
                 <w14:ligatures w14:val="standardContextual"/>
               </w:rPr>
@@ -616,7 +616,7 @@
                 <w:noProof/>
                 <w:webHidden/>
               </w:rPr>
-              <w:instrText xml:space="preserve"> PAGEREF _Toc189558311 \h </w:instrText>
+              <w:instrText xml:space="preserve"> PAGEREF _Toc231574179 \h </w:instrText>
             </w:r>
             <w:r>
               <w:rPr>
@@ -651,18 +651,18 @@
           <w:pPr>
             <w:pStyle w:val="21"/>
             <w:tabs>
-              <w:tab w:val="left" w:pos="1320"/>
+              <w:tab w:val="left" w:pos="1260"/>
               <w:tab w:val="right" w:leader="dot" w:pos="8494"/>
             </w:tabs>
             <w:rPr>
               <w:rFonts w:asciiTheme="minorHAnsi" w:eastAsiaTheme="minorEastAsia" w:hAnsiTheme="minorHAnsi" w:cstheme="minorBidi"/>
               <w:noProof/>
-              <w:sz w:val="22"/>
+              <w:sz w:val="21"/>
               <w:szCs w:val="24"/>
               <w14:ligatures w14:val="standardContextual"/>
             </w:rPr>
           </w:pPr>
-          <w:hyperlink w:anchor="_Toc189558312" w:history="1">
+          <w:hyperlink w:anchor="_Toc231574180" w:history="1">
             <w:r>
               <w:rPr>
                 <w:rStyle w:val="aff0"/>
@@ -674,7 +674,7 @@
               <w:rPr>
                 <w:rFonts w:asciiTheme="minorHAnsi" w:eastAsiaTheme="minorEastAsia" w:hAnsiTheme="minorHAnsi" w:cstheme="minorBidi"/>
                 <w:noProof/>
-                <w:sz w:val="22"/>
+                <w:sz w:val="21"/>
                 <w:szCs w:val="24"/>
                 <w14:ligatures w14:val="standardContextual"/>
               </w:rPr>
@@ -706,7 +706,7 @@
                 <w:noProof/>
                 <w:webHidden/>
               </w:rPr>
-              <w:instrText xml:space="preserve"> PAGEREF _Toc189558312 \h </w:instrText>
+              <w:instrText xml:space="preserve"> PAGEREF _Toc231574180 \h </w:instrText>
             </w:r>
             <w:r>
               <w:rPr>
@@ -741,17 +741,17 @@
           <w:pPr>
             <w:pStyle w:val="11"/>
             <w:tabs>
-              <w:tab w:val="left" w:pos="1100"/>
+              <w:tab w:val="left" w:pos="1050"/>
             </w:tabs>
             <w:rPr>
               <w:rFonts w:asciiTheme="minorHAnsi" w:eastAsiaTheme="minorEastAsia" w:hAnsiTheme="minorHAnsi" w:cstheme="minorBidi"/>
               <w:noProof/>
-              <w:sz w:val="22"/>
+              <w:sz w:val="21"/>
               <w:szCs w:val="24"/>
               <w14:ligatures w14:val="standardContextual"/>
             </w:rPr>
           </w:pPr>
-          <w:hyperlink w:anchor="_Toc189558313" w:history="1">
+          <w:hyperlink w:anchor="_Toc231574181" w:history="1">
             <w:r>
               <w:rPr>
                 <w:rStyle w:val="aff0"/>
@@ -763,7 +763,7 @@
               <w:rPr>
                 <w:rFonts w:asciiTheme="minorHAnsi" w:eastAsiaTheme="minorEastAsia" w:hAnsiTheme="minorHAnsi" w:cstheme="minorBidi"/>
                 <w:noProof/>
-                <w:sz w:val="22"/>
+                <w:sz w:val="21"/>
                 <w:szCs w:val="24"/>
                 <w14:ligatures w14:val="standardContextual"/>
               </w:rPr>
@@ -795,7 +795,7 @@
                 <w:noProof/>
                 <w:webHidden/>
               </w:rPr>
-              <w:instrText xml:space="preserve"> PAGEREF _Toc189558313 \h </w:instrText>
+              <w:instrText xml:space="preserve"> PAGEREF _Toc231574181 \h </w:instrText>
             </w:r>
             <w:r>
               <w:rPr>
@@ -830,18 +830,18 @@
           <w:pPr>
             <w:pStyle w:val="21"/>
             <w:tabs>
-              <w:tab w:val="left" w:pos="1320"/>
+              <w:tab w:val="left" w:pos="1260"/>
               <w:tab w:val="right" w:leader="dot" w:pos="8494"/>
             </w:tabs>
             <w:rPr>
               <w:rFonts w:asciiTheme="minorHAnsi" w:eastAsiaTheme="minorEastAsia" w:hAnsiTheme="minorHAnsi" w:cstheme="minorBidi"/>
               <w:noProof/>
-              <w:sz w:val="22"/>
+              <w:sz w:val="21"/>
               <w:szCs w:val="24"/>
               <w14:ligatures w14:val="standardContextual"/>
             </w:rPr>
           </w:pPr>
-          <w:hyperlink w:anchor="_Toc189558314" w:history="1">
+          <w:hyperlink w:anchor="_Toc231574182" w:history="1">
             <w:r>
               <w:rPr>
                 <w:rStyle w:val="aff0"/>
@@ -853,7 +853,7 @@
               <w:rPr>
                 <w:rFonts w:asciiTheme="minorHAnsi" w:eastAsiaTheme="minorEastAsia" w:hAnsiTheme="minorHAnsi" w:cstheme="minorBidi"/>
                 <w:noProof/>
-                <w:sz w:val="22"/>
+                <w:sz w:val="21"/>
                 <w:szCs w:val="24"/>
                 <w14:ligatures w14:val="standardContextual"/>
               </w:rPr>
@@ -885,7 +885,7 @@
                 <w:noProof/>
                 <w:webHidden/>
               </w:rPr>
-              <w:instrText xml:space="preserve"> PAGEREF _Toc189558314 \h </w:instrText>
+              <w:instrText xml:space="preserve"> PAGEREF _Toc231574182 \h </w:instrText>
             </w:r>
             <w:r>
               <w:rPr>
@@ -920,18 +920,18 @@
           <w:pPr>
             <w:pStyle w:val="21"/>
             <w:tabs>
-              <w:tab w:val="left" w:pos="1320"/>
+              <w:tab w:val="left" w:pos="1260"/>
               <w:tab w:val="right" w:leader="dot" w:pos="8494"/>
             </w:tabs>
             <w:rPr>
               <w:rFonts w:asciiTheme="minorHAnsi" w:eastAsiaTheme="minorEastAsia" w:hAnsiTheme="minorHAnsi" w:cstheme="minorBidi"/>
               <w:noProof/>
-              <w:sz w:val="22"/>
+              <w:sz w:val="21"/>
               <w:szCs w:val="24"/>
               <w14:ligatures w14:val="standardContextual"/>
             </w:rPr>
           </w:pPr>
-          <w:hyperlink w:anchor="_Toc189558315" w:history="1">
+          <w:hyperlink w:anchor="_Toc231574183" w:history="1">
             <w:r>
               <w:rPr>
                 <w:rStyle w:val="aff0"/>
@@ -943,7 +943,7 @@
               <w:rPr>
                 <w:rFonts w:asciiTheme="minorHAnsi" w:eastAsiaTheme="minorEastAsia" w:hAnsiTheme="minorHAnsi" w:cstheme="minorBidi"/>
                 <w:noProof/>
-                <w:sz w:val="22"/>
+                <w:sz w:val="21"/>
                 <w:szCs w:val="24"/>
                 <w14:ligatures w14:val="standardContextual"/>
               </w:rPr>
@@ -975,7 +975,7 @@
                 <w:noProof/>
                 <w:webHidden/>
               </w:rPr>
-              <w:instrText xml:space="preserve"> PAGEREF _Toc189558315 \h </w:instrText>
+              <w:instrText xml:space="preserve"> PAGEREF _Toc231574183 \h </w:instrText>
             </w:r>
             <w:r>
               <w:rPr>
@@ -1010,18 +1010,18 @@
           <w:pPr>
             <w:pStyle w:val="31"/>
             <w:tabs>
-              <w:tab w:val="left" w:pos="1320"/>
+              <w:tab w:val="left" w:pos="1260"/>
               <w:tab w:val="right" w:leader="dot" w:pos="8494"/>
             </w:tabs>
             <w:rPr>
               <w:rFonts w:asciiTheme="minorHAnsi" w:eastAsiaTheme="minorEastAsia" w:hAnsiTheme="minorHAnsi" w:cstheme="minorBidi"/>
               <w:noProof/>
-              <w:sz w:val="22"/>
+              <w:sz w:val="21"/>
               <w:szCs w:val="24"/>
               <w14:ligatures w14:val="standardContextual"/>
             </w:rPr>
           </w:pPr>
-          <w:hyperlink w:anchor="_Toc189558316" w:history="1">
+          <w:hyperlink w:anchor="_Toc231574184" w:history="1">
             <w:r>
               <w:rPr>
                 <w:rStyle w:val="aff0"/>
@@ -1033,7 +1033,7 @@
               <w:rPr>
                 <w:rFonts w:asciiTheme="minorHAnsi" w:eastAsiaTheme="minorEastAsia" w:hAnsiTheme="minorHAnsi" w:cstheme="minorBidi"/>
                 <w:noProof/>
-                <w:sz w:val="22"/>
+                <w:sz w:val="21"/>
                 <w:szCs w:val="24"/>
                 <w14:ligatures w14:val="standardContextual"/>
               </w:rPr>
@@ -1065,7 +1065,7 @@
                 <w:noProof/>
                 <w:webHidden/>
               </w:rPr>
-              <w:instrText xml:space="preserve"> PAGEREF _Toc189558316 \h </w:instrText>
+              <w:instrText xml:space="preserve"> PAGEREF _Toc231574184 \h </w:instrText>
             </w:r>
             <w:r>
               <w:rPr>
@@ -1100,18 +1100,18 @@
           <w:pPr>
             <w:pStyle w:val="31"/>
             <w:tabs>
-              <w:tab w:val="left" w:pos="1320"/>
+              <w:tab w:val="left" w:pos="1260"/>
               <w:tab w:val="right" w:leader="dot" w:pos="8494"/>
             </w:tabs>
             <w:rPr>
               <w:rFonts w:asciiTheme="minorHAnsi" w:eastAsiaTheme="minorEastAsia" w:hAnsiTheme="minorHAnsi" w:cstheme="minorBidi"/>
               <w:noProof/>
-              <w:sz w:val="22"/>
+              <w:sz w:val="21"/>
               <w:szCs w:val="24"/>
               <w14:ligatures w14:val="standardContextual"/>
             </w:rPr>
           </w:pPr>
-          <w:hyperlink w:anchor="_Toc189558317" w:history="1">
+          <w:hyperlink w:anchor="_Toc231574185" w:history="1">
             <w:r>
               <w:rPr>
                 <w:rStyle w:val="aff0"/>
@@ -1123,7 +1123,7 @@
               <w:rPr>
                 <w:rFonts w:asciiTheme="minorHAnsi" w:eastAsiaTheme="minorEastAsia" w:hAnsiTheme="minorHAnsi" w:cstheme="minorBidi"/>
                 <w:noProof/>
-                <w:sz w:val="22"/>
+                <w:sz w:val="21"/>
                 <w:szCs w:val="24"/>
                 <w14:ligatures w14:val="standardContextual"/>
               </w:rPr>
@@ -1155,7 +1155,7 @@
                 <w:noProof/>
                 <w:webHidden/>
               </w:rPr>
-              <w:instrText xml:space="preserve"> PAGEREF _Toc189558317 \h </w:instrText>
+              <w:instrText xml:space="preserve"> PAGEREF _Toc231574185 \h </w:instrText>
             </w:r>
             <w:r>
               <w:rPr>
@@ -1190,17 +1190,17 @@
           <w:pPr>
             <w:pStyle w:val="11"/>
             <w:tabs>
-              <w:tab w:val="left" w:pos="1100"/>
+              <w:tab w:val="left" w:pos="1050"/>
             </w:tabs>
             <w:rPr>
               <w:rFonts w:asciiTheme="minorHAnsi" w:eastAsiaTheme="minorEastAsia" w:hAnsiTheme="minorHAnsi" w:cstheme="minorBidi"/>
               <w:noProof/>
-              <w:sz w:val="22"/>
+              <w:sz w:val="21"/>
               <w:szCs w:val="24"/>
               <w14:ligatures w14:val="standardContextual"/>
             </w:rPr>
           </w:pPr>
-          <w:hyperlink w:anchor="_Toc189558318" w:history="1">
+          <w:hyperlink w:anchor="_Toc231574186" w:history="1">
             <w:r>
               <w:rPr>
                 <w:rStyle w:val="aff0"/>
@@ -1212,7 +1212,7 @@
               <w:rPr>
                 <w:rFonts w:asciiTheme="minorHAnsi" w:eastAsiaTheme="minorEastAsia" w:hAnsiTheme="minorHAnsi" w:cstheme="minorBidi"/>
                 <w:noProof/>
-                <w:sz w:val="22"/>
+                <w:sz w:val="21"/>
                 <w:szCs w:val="24"/>
                 <w14:ligatures w14:val="standardContextual"/>
               </w:rPr>
@@ -1244,7 +1244,7 @@
                 <w:noProof/>
                 <w:webHidden/>
               </w:rPr>
-              <w:instrText xml:space="preserve"> PAGEREF _Toc189558318 \h </w:instrText>
+              <w:instrText xml:space="preserve"> PAGEREF _Toc231574186 \h </w:instrText>
             </w:r>
             <w:r>
               <w:rPr>
@@ -1279,18 +1279,18 @@
           <w:pPr>
             <w:pStyle w:val="21"/>
             <w:tabs>
-              <w:tab w:val="left" w:pos="1320"/>
+              <w:tab w:val="left" w:pos="1260"/>
               <w:tab w:val="right" w:leader="dot" w:pos="8494"/>
             </w:tabs>
             <w:rPr>
               <w:rFonts w:asciiTheme="minorHAnsi" w:eastAsiaTheme="minorEastAsia" w:hAnsiTheme="minorHAnsi" w:cstheme="minorBidi"/>
               <w:noProof/>
-              <w:sz w:val="22"/>
+              <w:sz w:val="21"/>
               <w:szCs w:val="24"/>
               <w14:ligatures w14:val="standardContextual"/>
             </w:rPr>
           </w:pPr>
-          <w:hyperlink w:anchor="_Toc189558319" w:history="1">
+          <w:hyperlink w:anchor="_Toc231574187" w:history="1">
             <w:r>
               <w:rPr>
                 <w:rStyle w:val="aff0"/>
@@ -1302,7 +1302,7 @@
               <w:rPr>
                 <w:rFonts w:asciiTheme="minorHAnsi" w:eastAsiaTheme="minorEastAsia" w:hAnsiTheme="minorHAnsi" w:cstheme="minorBidi"/>
                 <w:noProof/>
-                <w:sz w:val="22"/>
+                <w:sz w:val="21"/>
                 <w:szCs w:val="24"/>
                 <w14:ligatures w14:val="standardContextual"/>
               </w:rPr>
@@ -1334,7 +1334,7 @@
                 <w:noProof/>
                 <w:webHidden/>
               </w:rPr>
-              <w:instrText xml:space="preserve"> PAGEREF _Toc189558319 \h </w:instrText>
+              <w:instrText xml:space="preserve"> PAGEREF _Toc231574187 \h </w:instrText>
             </w:r>
             <w:r>
               <w:rPr>
@@ -1369,18 +1369,18 @@
           <w:pPr>
             <w:pStyle w:val="21"/>
             <w:tabs>
-              <w:tab w:val="left" w:pos="1320"/>
+              <w:tab w:val="left" w:pos="1260"/>
               <w:tab w:val="right" w:leader="dot" w:pos="8494"/>
             </w:tabs>
             <w:rPr>
               <w:rFonts w:asciiTheme="minorHAnsi" w:eastAsiaTheme="minorEastAsia" w:hAnsiTheme="minorHAnsi" w:cstheme="minorBidi"/>
               <w:noProof/>
-              <w:sz w:val="22"/>
+              <w:sz w:val="21"/>
               <w:szCs w:val="24"/>
               <w14:ligatures w14:val="standardContextual"/>
             </w:rPr>
           </w:pPr>
-          <w:hyperlink w:anchor="_Toc189558320" w:history="1">
+          <w:hyperlink w:anchor="_Toc231574188" w:history="1">
             <w:r>
               <w:rPr>
                 <w:rStyle w:val="aff0"/>
@@ -1392,7 +1392,7 @@
               <w:rPr>
                 <w:rFonts w:asciiTheme="minorHAnsi" w:eastAsiaTheme="minorEastAsia" w:hAnsiTheme="minorHAnsi" w:cstheme="minorBidi"/>
                 <w:noProof/>
-                <w:sz w:val="22"/>
+                <w:sz w:val="21"/>
                 <w:szCs w:val="24"/>
                 <w14:ligatures w14:val="standardContextual"/>
               </w:rPr>
@@ -1424,7 +1424,7 @@
                 <w:noProof/>
                 <w:webHidden/>
               </w:rPr>
-              <w:instrText xml:space="preserve"> PAGEREF _Toc189558320 \h </w:instrText>
+              <w:instrText xml:space="preserve"> PAGEREF _Toc231574188 \h </w:instrText>
             </w:r>
             <w:r>
               <w:rPr>
@@ -1459,17 +1459,17 @@
           <w:pPr>
             <w:pStyle w:val="11"/>
             <w:tabs>
-              <w:tab w:val="left" w:pos="1100"/>
+              <w:tab w:val="left" w:pos="1050"/>
             </w:tabs>
             <w:rPr>
               <w:rFonts w:asciiTheme="minorHAnsi" w:eastAsiaTheme="minorEastAsia" w:hAnsiTheme="minorHAnsi" w:cstheme="minorBidi"/>
               <w:noProof/>
-              <w:sz w:val="22"/>
+              <w:sz w:val="21"/>
               <w:szCs w:val="24"/>
               <w14:ligatures w14:val="standardContextual"/>
             </w:rPr>
           </w:pPr>
-          <w:hyperlink w:anchor="_Toc189558321" w:history="1">
+          <w:hyperlink w:anchor="_Toc231574189" w:history="1">
             <w:r>
               <w:rPr>
                 <w:rStyle w:val="aff0"/>
@@ -1481,7 +1481,7 @@
               <w:rPr>
                 <w:rFonts w:asciiTheme="minorHAnsi" w:eastAsiaTheme="minorEastAsia" w:hAnsiTheme="minorHAnsi" w:cstheme="minorBidi"/>
                 <w:noProof/>
-                <w:sz w:val="22"/>
+                <w:sz w:val="21"/>
                 <w:szCs w:val="24"/>
                 <w14:ligatures w14:val="standardContextual"/>
               </w:rPr>
@@ -1513,7 +1513,7 @@
                 <w:noProof/>
                 <w:webHidden/>
               </w:rPr>
-              <w:instrText xml:space="preserve"> PAGEREF _Toc189558321 \h </w:instrText>
+              <w:instrText xml:space="preserve"> PAGEREF _Toc231574189 \h </w:instrText>
             </w:r>
             <w:r>
               <w:rPr>
@@ -1548,18 +1548,18 @@
           <w:pPr>
             <w:pStyle w:val="31"/>
             <w:tabs>
-              <w:tab w:val="left" w:pos="1320"/>
+              <w:tab w:val="left" w:pos="1260"/>
               <w:tab w:val="right" w:leader="dot" w:pos="8494"/>
             </w:tabs>
             <w:rPr>
               <w:rFonts w:asciiTheme="minorHAnsi" w:eastAsiaTheme="minorEastAsia" w:hAnsiTheme="minorHAnsi" w:cstheme="minorBidi"/>
               <w:noProof/>
-              <w:sz w:val="22"/>
+              <w:sz w:val="21"/>
               <w:szCs w:val="24"/>
               <w14:ligatures w14:val="standardContextual"/>
             </w:rPr>
           </w:pPr>
-          <w:hyperlink w:anchor="_Toc189558322" w:history="1">
+          <w:hyperlink w:anchor="_Toc231574190" w:history="1">
             <w:r>
               <w:rPr>
                 <w:rStyle w:val="aff0"/>
@@ -1571,7 +1571,7 @@
               <w:rPr>
                 <w:rFonts w:asciiTheme="minorHAnsi" w:eastAsiaTheme="minorEastAsia" w:hAnsiTheme="minorHAnsi" w:cstheme="minorBidi"/>
                 <w:noProof/>
-                <w:sz w:val="22"/>
+                <w:sz w:val="21"/>
                 <w:szCs w:val="24"/>
                 <w14:ligatures w14:val="standardContextual"/>
               </w:rPr>
@@ -1603,7 +1603,7 @@
                 <w:noProof/>
                 <w:webHidden/>
               </w:rPr>
-              <w:instrText xml:space="preserve"> PAGEREF _Toc189558322 \h </w:instrText>
+              <w:instrText xml:space="preserve"> PAGEREF _Toc231574190 \h </w:instrText>
             </w:r>
             <w:r>
               <w:rPr>
@@ -1638,18 +1638,18 @@
           <w:pPr>
             <w:pStyle w:val="31"/>
             <w:tabs>
-              <w:tab w:val="left" w:pos="1320"/>
+              <w:tab w:val="left" w:pos="1260"/>
               <w:tab w:val="right" w:leader="dot" w:pos="8494"/>
             </w:tabs>
             <w:rPr>
               <w:rFonts w:asciiTheme="minorHAnsi" w:eastAsiaTheme="minorEastAsia" w:hAnsiTheme="minorHAnsi" w:cstheme="minorBidi"/>
               <w:noProof/>
-              <w:sz w:val="22"/>
+              <w:sz w:val="21"/>
               <w:szCs w:val="24"/>
               <w14:ligatures w14:val="standardContextual"/>
             </w:rPr>
           </w:pPr>
-          <w:hyperlink w:anchor="_Toc189558323" w:history="1">
+          <w:hyperlink w:anchor="_Toc231574191" w:history="1">
             <w:r>
               <w:rPr>
                 <w:rStyle w:val="aff0"/>
@@ -1661,7 +1661,7 @@
               <w:rPr>
                 <w:rFonts w:asciiTheme="minorHAnsi" w:eastAsiaTheme="minorEastAsia" w:hAnsiTheme="minorHAnsi" w:cstheme="minorBidi"/>
                 <w:noProof/>
-                <w:sz w:val="22"/>
+                <w:sz w:val="21"/>
                 <w:szCs w:val="24"/>
                 <w14:ligatures w14:val="standardContextual"/>
               </w:rPr>
@@ -1693,7 +1693,7 @@
                 <w:noProof/>
                 <w:webHidden/>
               </w:rPr>
-              <w:instrText xml:space="preserve"> PAGEREF _Toc189558323 \h </w:instrText>
+              <w:instrText xml:space="preserve"> PAGEREF _Toc231574191 \h </w:instrText>
             </w:r>
             <w:r>
               <w:rPr>
@@ -1713,7 +1713,7 @@
                 <w:noProof/>
                 <w:webHidden/>
               </w:rPr>
-              <w:t>7</w:t>
+              <w:t>8</w:t>
             </w:r>
             <w:r>
               <w:rPr>
@@ -1728,18 +1728,18 @@
           <w:pPr>
             <w:pStyle w:val="31"/>
             <w:tabs>
-              <w:tab w:val="left" w:pos="1320"/>
+              <w:tab w:val="left" w:pos="1260"/>
               <w:tab w:val="right" w:leader="dot" w:pos="8494"/>
             </w:tabs>
             <w:rPr>
               <w:rFonts w:asciiTheme="minorHAnsi" w:eastAsiaTheme="minorEastAsia" w:hAnsiTheme="minorHAnsi" w:cstheme="minorBidi"/>
               <w:noProof/>
-              <w:sz w:val="22"/>
+              <w:sz w:val="21"/>
               <w:szCs w:val="24"/>
               <w14:ligatures w14:val="standardContextual"/>
             </w:rPr>
           </w:pPr>
-          <w:hyperlink w:anchor="_Toc189558324" w:history="1">
+          <w:hyperlink w:anchor="_Toc231574192" w:history="1">
             <w:r>
               <w:rPr>
                 <w:rStyle w:val="aff0"/>
@@ -1751,7 +1751,7 @@
               <w:rPr>
                 <w:rFonts w:asciiTheme="minorHAnsi" w:eastAsiaTheme="minorEastAsia" w:hAnsiTheme="minorHAnsi" w:cstheme="minorBidi"/>
                 <w:noProof/>
-                <w:sz w:val="22"/>
+                <w:sz w:val="21"/>
                 <w:szCs w:val="24"/>
                 <w14:ligatures w14:val="standardContextual"/>
               </w:rPr>
@@ -1783,7 +1783,7 @@
                 <w:noProof/>
                 <w:webHidden/>
               </w:rPr>
-              <w:instrText xml:space="preserve"> PAGEREF _Toc189558324 \h </w:instrText>
+              <w:instrText xml:space="preserve"> PAGEREF _Toc231574192 \h </w:instrText>
             </w:r>
             <w:r>
               <w:rPr>
@@ -1803,7 +1803,7 @@
                 <w:noProof/>
                 <w:webHidden/>
               </w:rPr>
-              <w:t>7</w:t>
+              <w:t>8</w:t>
             </w:r>
             <w:r>
               <w:rPr>
@@ -1818,17 +1818,17 @@
           <w:pPr>
             <w:pStyle w:val="11"/>
             <w:tabs>
-              <w:tab w:val="left" w:pos="1100"/>
+              <w:tab w:val="left" w:pos="1050"/>
             </w:tabs>
             <w:rPr>
               <w:rFonts w:asciiTheme="minorHAnsi" w:eastAsiaTheme="minorEastAsia" w:hAnsiTheme="minorHAnsi" w:cstheme="minorBidi"/>
               <w:noProof/>
-              <w:sz w:val="22"/>
+              <w:sz w:val="21"/>
               <w:szCs w:val="24"/>
               <w14:ligatures w14:val="standardContextual"/>
             </w:rPr>
           </w:pPr>
-          <w:hyperlink w:anchor="_Toc189558325" w:history="1">
+          <w:hyperlink w:anchor="_Toc231574193" w:history="1">
             <w:r>
               <w:rPr>
                 <w:rStyle w:val="aff0"/>
@@ -1840,7 +1840,7 @@
               <w:rPr>
                 <w:rFonts w:asciiTheme="minorHAnsi" w:eastAsiaTheme="minorEastAsia" w:hAnsiTheme="minorHAnsi" w:cstheme="minorBidi"/>
                 <w:noProof/>
-                <w:sz w:val="22"/>
+                <w:sz w:val="21"/>
                 <w:szCs w:val="24"/>
                 <w14:ligatures w14:val="standardContextual"/>
               </w:rPr>
@@ -1872,7 +1872,7 @@
                 <w:noProof/>
                 <w:webHidden/>
               </w:rPr>
-              <w:instrText xml:space="preserve"> PAGEREF _Toc189558325 \h </w:instrText>
+              <w:instrText xml:space="preserve"> PAGEREF _Toc231574193 \h </w:instrText>
             </w:r>
             <w:r>
               <w:rPr>
@@ -1907,18 +1907,18 @@
           <w:pPr>
             <w:pStyle w:val="21"/>
             <w:tabs>
-              <w:tab w:val="left" w:pos="1320"/>
+              <w:tab w:val="left" w:pos="1260"/>
               <w:tab w:val="right" w:leader="dot" w:pos="8494"/>
             </w:tabs>
             <w:rPr>
               <w:rFonts w:asciiTheme="minorHAnsi" w:eastAsiaTheme="minorEastAsia" w:hAnsiTheme="minorHAnsi" w:cstheme="minorBidi"/>
               <w:noProof/>
-              <w:sz w:val="22"/>
+              <w:sz w:val="21"/>
               <w:szCs w:val="24"/>
               <w14:ligatures w14:val="standardContextual"/>
             </w:rPr>
           </w:pPr>
-          <w:hyperlink w:anchor="_Toc189558326" w:history="1">
+          <w:hyperlink w:anchor="_Toc231574194" w:history="1">
             <w:r>
               <w:rPr>
                 <w:rStyle w:val="aff0"/>
@@ -1930,7 +1930,7 @@
               <w:rPr>
                 <w:rFonts w:asciiTheme="minorHAnsi" w:eastAsiaTheme="minorEastAsia" w:hAnsiTheme="minorHAnsi" w:cstheme="minorBidi"/>
                 <w:noProof/>
-                <w:sz w:val="22"/>
+                <w:sz w:val="21"/>
                 <w:szCs w:val="24"/>
                 <w14:ligatures w14:val="standardContextual"/>
               </w:rPr>
@@ -1962,7 +1962,7 @@
                 <w:noProof/>
                 <w:webHidden/>
               </w:rPr>
-              <w:instrText xml:space="preserve"> PAGEREF _Toc189558326 \h </w:instrText>
+              <w:instrText xml:space="preserve"> PAGEREF _Toc231574194 \h </w:instrText>
             </w:r>
             <w:r>
               <w:rPr>
@@ -1997,18 +1997,18 @@
           <w:pPr>
             <w:pStyle w:val="21"/>
             <w:tabs>
-              <w:tab w:val="left" w:pos="1320"/>
+              <w:tab w:val="left" w:pos="1260"/>
               <w:tab w:val="right" w:leader="dot" w:pos="8494"/>
             </w:tabs>
             <w:rPr>
               <w:rFonts w:asciiTheme="minorHAnsi" w:eastAsiaTheme="minorEastAsia" w:hAnsiTheme="minorHAnsi" w:cstheme="minorBidi"/>
               <w:noProof/>
-              <w:sz w:val="22"/>
+              <w:sz w:val="21"/>
               <w:szCs w:val="24"/>
               <w14:ligatures w14:val="standardContextual"/>
             </w:rPr>
           </w:pPr>
-          <w:hyperlink w:anchor="_Toc189558327" w:history="1">
+          <w:hyperlink w:anchor="_Toc231574195" w:history="1">
             <w:r>
               <w:rPr>
                 <w:rStyle w:val="aff0"/>
@@ -2020,7 +2020,7 @@
               <w:rPr>
                 <w:rFonts w:asciiTheme="minorHAnsi" w:eastAsiaTheme="minorEastAsia" w:hAnsiTheme="minorHAnsi" w:cstheme="minorBidi"/>
                 <w:noProof/>
-                <w:sz w:val="22"/>
+                <w:sz w:val="21"/>
                 <w:szCs w:val="24"/>
                 <w14:ligatures w14:val="standardContextual"/>
               </w:rPr>
@@ -2052,7 +2052,7 @@
                 <w:noProof/>
                 <w:webHidden/>
               </w:rPr>
-              <w:instrText xml:space="preserve"> PAGEREF _Toc189558327 \h </w:instrText>
+              <w:instrText xml:space="preserve"> PAGEREF _Toc231574195 \h </w:instrText>
             </w:r>
             <w:r>
               <w:rPr>
@@ -2087,17 +2087,17 @@
           <w:pPr>
             <w:pStyle w:val="11"/>
             <w:tabs>
-              <w:tab w:val="left" w:pos="1100"/>
+              <w:tab w:val="left" w:pos="1050"/>
             </w:tabs>
             <w:rPr>
               <w:rFonts w:asciiTheme="minorHAnsi" w:eastAsiaTheme="minorEastAsia" w:hAnsiTheme="minorHAnsi" w:cstheme="minorBidi"/>
               <w:noProof/>
-              <w:sz w:val="22"/>
+              <w:sz w:val="21"/>
               <w:szCs w:val="24"/>
               <w14:ligatures w14:val="standardContextual"/>
             </w:rPr>
           </w:pPr>
-          <w:hyperlink w:anchor="_Toc189558328" w:history="1">
+          <w:hyperlink w:anchor="_Toc231574196" w:history="1">
             <w:r>
               <w:rPr>
                 <w:rStyle w:val="aff0"/>
@@ -2109,7 +2109,7 @@
               <w:rPr>
                 <w:rFonts w:asciiTheme="minorHAnsi" w:eastAsiaTheme="minorEastAsia" w:hAnsiTheme="minorHAnsi" w:cstheme="minorBidi"/>
                 <w:noProof/>
-                <w:sz w:val="22"/>
+                <w:sz w:val="21"/>
                 <w:szCs w:val="24"/>
                 <w14:ligatures w14:val="standardContextual"/>
               </w:rPr>
@@ -2141,7 +2141,7 @@
                 <w:noProof/>
                 <w:webHidden/>
               </w:rPr>
-              <w:instrText xml:space="preserve"> PAGEREF _Toc189558328 \h </w:instrText>
+              <w:instrText xml:space="preserve"> PAGEREF _Toc231574196 \h </w:instrText>
             </w:r>
             <w:r>
               <w:rPr>
@@ -2176,17 +2176,17 @@
           <w:pPr>
             <w:pStyle w:val="11"/>
             <w:tabs>
-              <w:tab w:val="left" w:pos="1100"/>
+              <w:tab w:val="left" w:pos="1050"/>
             </w:tabs>
             <w:rPr>
               <w:rFonts w:asciiTheme="minorHAnsi" w:eastAsiaTheme="minorEastAsia" w:hAnsiTheme="minorHAnsi" w:cstheme="minorBidi"/>
               <w:noProof/>
-              <w:sz w:val="22"/>
+              <w:sz w:val="21"/>
               <w:szCs w:val="24"/>
               <w14:ligatures w14:val="standardContextual"/>
             </w:rPr>
           </w:pPr>
-          <w:hyperlink w:anchor="_Toc189558329" w:history="1">
+          <w:hyperlink w:anchor="_Toc231574197" w:history="1">
             <w:r>
               <w:rPr>
                 <w:rStyle w:val="aff0"/>
@@ -2198,7 +2198,7 @@
               <w:rPr>
                 <w:rFonts w:asciiTheme="minorHAnsi" w:eastAsiaTheme="minorEastAsia" w:hAnsiTheme="minorHAnsi" w:cstheme="minorBidi"/>
                 <w:noProof/>
-                <w:sz w:val="22"/>
+                <w:sz w:val="21"/>
                 <w:szCs w:val="24"/>
                 <w14:ligatures w14:val="standardContextual"/>
               </w:rPr>
@@ -2230,7 +2230,7 @@
                 <w:noProof/>
                 <w:webHidden/>
               </w:rPr>
-              <w:instrText xml:space="preserve"> PAGEREF _Toc189558329 \h </w:instrText>
+              <w:instrText xml:space="preserve"> PAGEREF _Toc231574197 \h </w:instrText>
             </w:r>
             <w:r>
               <w:rPr>
@@ -2295,7 +2295,7 @@
       <w:pPr>
         <w:pStyle w:val="1"/>
       </w:pPr>
-      <w:bookmarkStart w:id="8" w:name="_Toc189558309"/>
+      <w:bookmarkStart w:id="8" w:name="_Toc231574177"/>
       <w:r>
         <w:rPr>
           <w:rFonts w:hint="eastAsia"/>
@@ -2310,7 +2310,7 @@
         <w:pStyle w:val="2"/>
       </w:pPr>
       <w:bookmarkStart w:id="9" w:name="_Toc16754031"/>
-      <w:bookmarkStart w:id="10" w:name="_Toc189558310"/>
+      <w:bookmarkStart w:id="10" w:name="_Toc231574178"/>
       <w:bookmarkEnd w:id="9"/>
       <w:r>
         <w:rPr>
@@ -2442,7 +2442,7 @@
       <w:pPr>
         <w:pStyle w:val="2"/>
       </w:pPr>
-      <w:bookmarkStart w:id="11" w:name="_Toc189558311"/>
+      <w:bookmarkStart w:id="11" w:name="_Toc231574179"/>
       <w:r>
         <w:rPr>
           <w:rFonts w:hint="eastAsia"/>
@@ -2567,7 +2567,22 @@
         <w:rPr>
           <w:rFonts w:hint="eastAsia"/>
         </w:rPr>
-        <w:t>管轄外のサービス拠点に行くと、出直さなければならない</w:t>
+        <w:t>管轄外のサービス拠点に行</w:t>
+      </w:r>
+      <w:r>
+        <w:rPr>
+          <w:rFonts w:hint="eastAsia"/>
+        </w:rPr>
+        <w:t>った場合</w:t>
+      </w:r>
+      <w:r>
+        <w:rPr>
+          <w:rFonts w:hint="eastAsia"/>
+        </w:rPr>
+        <w:t>、出直さなければならない</w:t>
+      </w:r>
+      <w:r>
+        <w:br/>
       </w:r>
     </w:p>
     <w:p>
@@ -2700,7 +2715,7 @@
       <w:pPr>
         <w:pStyle w:val="2"/>
       </w:pPr>
-      <w:bookmarkStart w:id="12" w:name="_Toc189558312"/>
+      <w:bookmarkStart w:id="12" w:name="_Toc231574180"/>
       <w:r>
         <w:rPr>
           <w:rFonts w:hint="eastAsia"/>
@@ -2744,13 +2759,13 @@
         <w:rPr>
           <w:rFonts w:hint="eastAsia"/>
         </w:rPr>
-        <w:t>とき</w:t>
-      </w:r>
-      <w:r>
-        <w:rPr>
-          <w:rFonts w:hint="eastAsia"/>
-        </w:rPr>
-        <w:t>に担当の</w:t>
+        <w:t>際</w:t>
+      </w:r>
+      <w:r>
+        <w:rPr>
+          <w:rFonts w:hint="eastAsia"/>
+        </w:rPr>
+        <w:t>に担当</w:t>
       </w:r>
       <w:r>
         <w:rPr>
@@ -2762,7 +2777,31 @@
         <w:rPr>
           <w:rFonts w:hint="eastAsia"/>
         </w:rPr>
-        <w:t>を検索する必要があり、別表を見る等、手間がかかっていました。</w:t>
+        <w:t>を検索する必要があり、別表を</w:t>
+      </w:r>
+      <w:r>
+        <w:rPr>
+          <w:rFonts w:hint="eastAsia"/>
+        </w:rPr>
+        <w:t>参照す</w:t>
+      </w:r>
+      <w:r>
+        <w:rPr>
+          <w:rFonts w:hint="eastAsia"/>
+        </w:rPr>
+        <w:t>る</w:t>
+      </w:r>
+      <w:r>
+        <w:rPr>
+          <w:rFonts w:hint="eastAsia"/>
+        </w:rPr>
+        <w:t>など</w:t>
+      </w:r>
+      <w:r>
+        <w:rPr>
+          <w:rFonts w:hint="eastAsia"/>
+        </w:rPr>
+        <w:t>手間がかかっていました。</w:t>
       </w:r>
     </w:p>
     <w:p>
@@ -2890,12 +2929,19 @@
         <w:rPr>
           <w:rFonts w:hint="eastAsia"/>
         </w:rPr>
+        <w:lastRenderedPageBreak/>
         <w:t>は</w:t>
       </w:r>
       <w:r>
         <w:rPr>
           <w:rFonts w:hint="eastAsia"/>
         </w:rPr>
+        <w:t>追加</w:t>
+      </w:r>
+      <w:r>
+        <w:rPr>
+          <w:rFonts w:hint="eastAsia"/>
+        </w:rPr>
         <w:t>コスト</w:t>
       </w:r>
       <w:r>
@@ -2908,7 +2954,13 @@
         <w:rPr>
           <w:rFonts w:hint="eastAsia"/>
         </w:rPr>
-        <w:t>かかりません。</w:t>
+        <w:t>発生し</w:t>
+      </w:r>
+      <w:r>
+        <w:rPr>
+          <w:rFonts w:hint="eastAsia"/>
+        </w:rPr>
+        <w:t>ません。</w:t>
       </w:r>
     </w:p>
     <w:p>
@@ -2922,7 +2974,6 @@
         <w:rPr>
           <w:rFonts w:hint="eastAsia"/>
         </w:rPr>
-        <w:lastRenderedPageBreak/>
         <w:t>利用者は、データが標準化されることで、</w:t>
       </w:r>
       <w:r>
@@ -2948,7 +2999,7 @@
       <w:pPr>
         <w:pStyle w:val="1"/>
       </w:pPr>
-      <w:bookmarkStart w:id="13" w:name="_Toc189558313"/>
+      <w:bookmarkStart w:id="13" w:name="_Toc231574181"/>
       <w:r>
         <w:rPr>
           <w:rFonts w:hint="eastAsia"/>
@@ -2961,7 +3012,7 @@
       <w:pPr>
         <w:pStyle w:val="2"/>
       </w:pPr>
-      <w:bookmarkStart w:id="14" w:name="_Toc189558314"/>
+      <w:bookmarkStart w:id="14" w:name="_Toc231574182"/>
       <w:r>
         <w:rPr>
           <w:rFonts w:hint="eastAsia"/>
@@ -3017,14 +3068,26 @@
         <w:rPr>
           <w:rFonts w:hint="eastAsia"/>
         </w:rPr>
-        <w:t>を目的にします。</w:t>
+        <w:t>を目的</w:t>
+      </w:r>
+      <w:r>
+        <w:rPr>
+          <w:rFonts w:hint="eastAsia"/>
+        </w:rPr>
+        <w:t>と</w:t>
+      </w:r>
+      <w:r>
+        <w:rPr>
+          <w:rFonts w:hint="eastAsia"/>
+        </w:rPr>
+        <w:t>します。</w:t>
       </w:r>
     </w:p>
     <w:p>
       <w:pPr>
         <w:pStyle w:val="2"/>
       </w:pPr>
-      <w:bookmarkStart w:id="15" w:name="_Toc189558315"/>
+      <w:bookmarkStart w:id="15" w:name="_Toc231574183"/>
       <w:bookmarkStart w:id="16" w:name="_Toc10185902"/>
       <w:r>
         <w:rPr>
@@ -3055,7 +3118,19 @@
         <w:rPr>
           <w:rFonts w:hint="eastAsia"/>
         </w:rPr>
-        <w:t>区域を追加したものになります</w:t>
+        <w:t>区域を追加したもの</w:t>
+      </w:r>
+      <w:r>
+        <w:rPr>
+          <w:rFonts w:hint="eastAsia"/>
+        </w:rPr>
+        <w:t>と</w:t>
+      </w:r>
+      <w:r>
+        <w:rPr>
+          <w:rFonts w:hint="eastAsia"/>
+        </w:rPr>
+        <w:t>なります</w:t>
       </w:r>
       <w:r>
         <w:rPr>
@@ -3090,7 +3165,7 @@
                     </pic:cNvPicPr>
                   </pic:nvPicPr>
                   <pic:blipFill>
-                    <a:blip r:embed="rId8">
+                    <a:blip r:embed="rId11">
                       <a:extLst>
                         <a:ext uri="{28A0092B-C50C-407E-A947-70E740481C1C}">
                           <a14:useLocalDpi xmlns:a14="http://schemas.microsoft.com/office/drawing/2010/main" val="0"/>
@@ -3207,7 +3282,7 @@
       <w:pPr>
         <w:pStyle w:val="3"/>
       </w:pPr>
-      <w:bookmarkStart w:id="17" w:name="_Toc189558316"/>
+      <w:bookmarkStart w:id="17" w:name="_Toc231574184"/>
       <w:r>
         <w:rPr>
           <w:rFonts w:hint="eastAsia"/>
@@ -3245,13 +3320,37 @@
         <w:rPr>
           <w:rFonts w:hint="eastAsia"/>
         </w:rPr>
-        <w:t>一部）」のような範囲設定があるときには正確に範囲を特定することができません。このような</w:t>
-      </w:r>
-      <w:r>
-        <w:rPr>
-          <w:rFonts w:hint="eastAsia"/>
-        </w:rPr>
-        <w:t>部分的な地域を含むときには、その地域名を記入し、備考で</w:t>
+        <w:t>一部）」のような範囲設定がある</w:t>
+      </w:r>
+      <w:r>
+        <w:rPr>
+          <w:rFonts w:hint="eastAsia"/>
+        </w:rPr>
+        <w:t>場合</w:t>
+      </w:r>
+      <w:r>
+        <w:rPr>
+          <w:rFonts w:hint="eastAsia"/>
+        </w:rPr>
+        <w:t>には正確に範囲を特定することができません。このような</w:t>
+      </w:r>
+      <w:r>
+        <w:rPr>
+          <w:rFonts w:hint="eastAsia"/>
+        </w:rPr>
+        <w:t>部分的な地域を含む</w:t>
+      </w:r>
+      <w:r>
+        <w:rPr>
+          <w:rFonts w:hint="eastAsia"/>
+        </w:rPr>
+        <w:t>場合</w:t>
+      </w:r>
+      <w:r>
+        <w:rPr>
+          <w:rFonts w:hint="eastAsia"/>
+        </w:rPr>
+        <w:t>には、その地域名を記入し、備考で</w:t>
       </w:r>
       <w:r>
         <w:rPr>
@@ -3285,7 +3384,7 @@
           <w:rStyle w:val="30"/>
         </w:rPr>
       </w:pPr>
-      <w:bookmarkStart w:id="18" w:name="_Toc189558317"/>
+      <w:bookmarkStart w:id="18" w:name="_Toc231574185"/>
       <w:bookmarkEnd w:id="16"/>
       <w:r>
         <w:rPr>
@@ -3368,7 +3467,7 @@
                     </pic:cNvPicPr>
                   </pic:nvPicPr>
                   <pic:blipFill>
-                    <a:blip r:embed="rId9">
+                    <a:blip r:embed="rId12">
                       <a:extLst>
                         <a:ext uri="{28A0092B-C50C-407E-A947-70E740481C1C}">
                           <a14:useLocalDpi xmlns:a14="http://schemas.microsoft.com/office/drawing/2010/main" val="0"/>
@@ -3457,7 +3556,7 @@
       <w:pPr>
         <w:pStyle w:val="1"/>
       </w:pPr>
-      <w:bookmarkStart w:id="19" w:name="_Toc189558318"/>
+      <w:bookmarkStart w:id="19" w:name="_Toc231574186"/>
       <w:r>
         <w:rPr>
           <w:rFonts w:hint="eastAsia"/>
@@ -3471,7 +3570,7 @@
         <w:pStyle w:val="2"/>
       </w:pPr>
       <w:bookmarkStart w:id="20" w:name="_Toc96279626"/>
-      <w:bookmarkStart w:id="21" w:name="_Toc189558319"/>
+      <w:bookmarkStart w:id="21" w:name="_Toc231574187"/>
       <w:r>
         <w:rPr>
           <w:rFonts w:hint="eastAsia"/>
@@ -3501,18 +3600,20 @@
         <w:t>の実装データモデルの全体概要図は以下のとおりです。</w:t>
       </w:r>
     </w:p>
-    <w:p/>
     <w:p>
+      <w:pPr>
+        <w:jc w:val="center"/>
+      </w:pPr>
       <w:r>
         <w:rPr>
           <w:noProof/>
         </w:rPr>
         <w:lastRenderedPageBreak/>
         <w:drawing>
-          <wp:inline distT="0" distB="0" distL="0" distR="0" wp14:anchorId="0D5CDEEF" wp14:editId="2F409F15">
-            <wp:extent cx="5192890" cy="3218688"/>
-            <wp:effectExtent l="0" t="0" r="8255" b="1270"/>
-            <wp:docPr id="461126586" name="図 2"/>
+          <wp:inline distT="0" distB="0" distL="0" distR="0" wp14:anchorId="59B66C40" wp14:editId="130F5180">
+            <wp:extent cx="2329217" cy="6789420"/>
+            <wp:effectExtent l="0" t="0" r="0" b="0"/>
+            <wp:docPr id="236018742" name="図 1"/>
             <wp:cNvGraphicFramePr>
               <a:graphicFrameLocks xmlns:a="http://schemas.openxmlformats.org/drawingml/2006/main" noChangeAspect="1"/>
             </wp:cNvGraphicFramePr>
@@ -3520,13 +3621,13 @@
               <a:graphicData uri="http://schemas.openxmlformats.org/drawingml/2006/picture">
                 <pic:pic xmlns:pic="http://schemas.openxmlformats.org/drawingml/2006/picture">
                   <pic:nvPicPr>
-                    <pic:cNvPr id="0" name="Picture 2"/>
+                    <pic:cNvPr id="0" name="Picture 1"/>
                     <pic:cNvPicPr>
                       <a:picLocks noChangeAspect="1" noChangeArrowheads="1"/>
                     </pic:cNvPicPr>
                   </pic:nvPicPr>
                   <pic:blipFill>
-                    <a:blip r:embed="rId10">
+                    <a:blip r:embed="rId13" cstate="print">
                       <a:extLst>
                         <a:ext uri="{28A0092B-C50C-407E-A947-70E740481C1C}">
                           <a14:useLocalDpi xmlns:a14="http://schemas.microsoft.com/office/drawing/2010/main" val="0"/>
@@ -3541,7 +3642,7 @@
                   <pic:spPr bwMode="auto">
                     <a:xfrm>
                       <a:off x="0" y="0"/>
-                      <a:ext cx="5196183" cy="3220729"/>
+                      <a:ext cx="2336649" cy="6811084"/>
                     </a:xfrm>
                     <a:prstGeom prst="rect">
                       <a:avLst/>
@@ -3589,7 +3690,7 @@
       <w:pPr>
         <w:pStyle w:val="2"/>
       </w:pPr>
-      <w:bookmarkStart w:id="22" w:name="_Toc189558320"/>
+      <w:bookmarkStart w:id="22" w:name="_Toc231574188"/>
       <w:r>
         <w:rPr>
           <w:rFonts w:hint="eastAsia"/>
@@ -3597,9 +3698,6 @@
         <w:t>データモデルの項目定義</w:t>
       </w:r>
       <w:bookmarkEnd w:id="22"/>
-      <w:r>
-        <w:tab/>
-      </w:r>
     </w:p>
     <w:p>
       <w:r>
@@ -3624,7 +3722,19 @@
         <w:rPr>
           <w:rFonts w:hint="eastAsia"/>
         </w:rPr>
-        <w:t>コアデータモデルを組み合わせることでシンプルにデータで表現することができます。</w:t>
+        <w:t>コアデータモデルを組み合わせることで</w:t>
+      </w:r>
+      <w:r>
+        <w:rPr>
+          <w:rFonts w:hint="eastAsia"/>
+        </w:rPr>
+        <w:t>、</w:t>
+      </w:r>
+      <w:r>
+        <w:rPr>
+          <w:rFonts w:hint="eastAsia"/>
+        </w:rPr>
+        <w:t>シンプルにデータで表現することができます。</w:t>
       </w:r>
     </w:p>
     <w:p>
@@ -3636,6 +3746,7 @@
         <w:rPr>
           <w:rFonts w:hint="eastAsia"/>
         </w:rPr>
+        <w:lastRenderedPageBreak/>
         <w:t>表1</w:t>
       </w:r>
       <w:r>
@@ -3954,20 +4065,16 @@
           <w:szCs w:val="36"/>
         </w:rPr>
       </w:pPr>
-      <w:bookmarkStart w:id="23" w:name="_Toc189558321"/>
-      <w:r>
-        <w:br w:type="page"/>
-      </w:r>
     </w:p>
     <w:p>
       <w:pPr>
         <w:pStyle w:val="1"/>
       </w:pPr>
-      <w:r>
-        <w:rPr>
-          <w:rFonts w:hint="eastAsia"/>
-        </w:rPr>
-        <w:lastRenderedPageBreak/>
+      <w:bookmarkStart w:id="23" w:name="_Toc231574189"/>
+      <w:r>
+        <w:rPr>
+          <w:rFonts w:hint="eastAsia"/>
+        </w:rPr>
         <w:t>事例</w:t>
       </w:r>
       <w:bookmarkEnd w:id="23"/>
@@ -3996,7 +4103,7 @@
       <w:pPr>
         <w:pStyle w:val="3"/>
       </w:pPr>
-      <w:bookmarkStart w:id="24" w:name="_Toc189558322"/>
+      <w:bookmarkStart w:id="24" w:name="_Toc231574190"/>
       <w:r>
         <w:rPr>
           <w:rFonts w:hint="eastAsia"/>
@@ -4266,7 +4373,6 @@
             <w:pPr>
               <w:pStyle w:val="aff9"/>
             </w:pPr>
-            <w:proofErr w:type="spellStart"/>
             <w:r>
               <w:rPr>
                 <w:rFonts w:hint="eastAsia"/>
@@ -4274,11 +4380,7 @@
               <w:t>M</w:t>
             </w:r>
             <w:r>
-              <w:t>usashino</w:t>
-            </w:r>
-            <w:proofErr w:type="spellEnd"/>
-            <w:r>
-              <w:t xml:space="preserve"> Tax Office</w:t>
+              <w:t>usashino Tax Office</w:t>
             </w:r>
           </w:p>
         </w:tc>
@@ -4673,11 +4775,12 @@
       <w:pPr>
         <w:pStyle w:val="3"/>
       </w:pPr>
-      <w:bookmarkStart w:id="25" w:name="_Toc189558323"/>
-      <w:r>
-        <w:rPr>
-          <w:rFonts w:hint="eastAsia"/>
-        </w:rPr>
+      <w:bookmarkStart w:id="25" w:name="_Toc231574191"/>
+      <w:r>
+        <w:rPr>
+          <w:rFonts w:hint="eastAsia"/>
+        </w:rPr>
+        <w:lastRenderedPageBreak/>
         <w:t>サービス・担当区域</w:t>
       </w:r>
       <w:r>
@@ -4886,7 +4989,7 @@
       <w:pPr>
         <w:pStyle w:val="3"/>
       </w:pPr>
-      <w:bookmarkStart w:id="26" w:name="_Toc189558324"/>
+      <w:bookmarkStart w:id="26" w:name="_Toc231574192"/>
       <w:r>
         <w:rPr>
           <w:rFonts w:hint="eastAsia"/>
@@ -5091,7 +5194,6 @@
               <w:rPr>
                 <w:rFonts w:hint="eastAsia"/>
               </w:rPr>
-              <w:lastRenderedPageBreak/>
               <w:t>連絡先メールアドレス</w:t>
             </w:r>
           </w:p>
@@ -5228,7 +5330,7 @@
       <w:pPr>
         <w:pStyle w:val="1"/>
       </w:pPr>
-      <w:bookmarkStart w:id="27" w:name="_Toc189558325"/>
+      <w:bookmarkStart w:id="27" w:name="_Toc231574193"/>
       <w:r>
         <w:rPr>
           <w:rFonts w:hint="eastAsia"/>
@@ -5242,7 +5344,7 @@
         <w:pStyle w:val="2"/>
       </w:pPr>
       <w:bookmarkStart w:id="28" w:name="_Toc16754054"/>
-      <w:bookmarkStart w:id="29" w:name="_Toc189558326"/>
+      <w:bookmarkStart w:id="29" w:name="_Toc231574194"/>
       <w:bookmarkEnd w:id="28"/>
       <w:r>
         <w:rPr>
@@ -5273,7 +5375,7 @@
       <w:pPr>
         <w:pStyle w:val="2"/>
       </w:pPr>
-      <w:bookmarkStart w:id="30" w:name="_Toc189558327"/>
+      <w:bookmarkStart w:id="30" w:name="_Toc231574195"/>
       <w:r>
         <w:rPr>
           <w:rFonts w:hint="eastAsia"/>
@@ -5293,7 +5395,19 @@
         <w:rPr>
           <w:rFonts w:hint="eastAsia"/>
         </w:rPr>
-        <w:t>観光施設、公共施設など地理的目標物</w:t>
+        <w:t>観光施設、公共施設など</w:t>
+      </w:r>
+      <w:r>
+        <w:rPr>
+          <w:rFonts w:hint="eastAsia"/>
+        </w:rPr>
+        <w:t>の</w:t>
+      </w:r>
+      <w:r>
+        <w:rPr>
+          <w:rFonts w:hint="eastAsia"/>
+        </w:rPr>
+        <w:t>地理的目標物</w:t>
       </w:r>
       <w:r>
         <w:rPr>
@@ -5314,37 +5428,22 @@
         <w:rPr>
           <w:rFonts w:hint="eastAsia"/>
         </w:rPr>
-        <w:t>に対する分類コード</w:t>
-      </w:r>
-      <w:r>
-        <w:rPr>
-          <w:rFonts w:hint="eastAsia"/>
-        </w:rPr>
-        <w:t>である</w:t>
-      </w:r>
-      <w:r>
-        <w:rPr>
-          <w:rFonts w:hint="eastAsia"/>
-        </w:rPr>
-        <w:t>行政基本情報データ連携モデル</w:t>
-      </w:r>
-      <w:r>
-        <w:rPr>
-          <w:rFonts w:hint="eastAsia"/>
-        </w:rPr>
-        <w:t>のPOIコード</w:t>
-      </w:r>
-      <w:r>
-        <w:rPr>
-          <w:rStyle w:val="aff3"/>
-        </w:rPr>
-        <w:footnoteReference w:id="1"/>
-      </w:r>
-      <w:r>
-        <w:rPr>
-          <w:rFonts w:hint="eastAsia"/>
-        </w:rPr>
-        <w:t>を使用します。</w:t>
+        <w:t>を使用します。POIコードは、</w:t>
+      </w:r>
+      <w:r>
+        <w:t>別添の「491-3-1_POIコード表.xlsx」</w:t>
+      </w:r>
+      <w:r>
+        <w:rPr>
+          <w:rFonts w:hint="eastAsia"/>
+        </w:rPr>
+        <w:t>を</w:t>
+      </w:r>
+      <w:r>
+        <w:rPr>
+          <w:rFonts w:hint="eastAsia"/>
+        </w:rPr>
+        <w:t>使用します。</w:t>
       </w:r>
       <w:r>
         <w:rPr>
@@ -5359,9 +5458,23 @@
         <w:rPr>
           <w:rFonts w:hint="eastAsia"/>
         </w:rPr>
-        <w:t>コードの詳細についてはコアデータモデル施設もあわせて参照してください。以下に、国の機関のPOIコードを示します。</w:t>
+        <w:t>コードの詳細については</w:t>
+      </w:r>
+      <w:r>
+        <w:rPr>
+          <w:rFonts w:hint="eastAsia"/>
+        </w:rPr>
+        <w:t>、</w:t>
+      </w:r>
+      <w:r>
+        <w:rPr>
+          <w:rFonts w:hint="eastAsia"/>
+        </w:rPr>
+        <w:t>コアデータモデル施設もあわせて参照してください。以下に、国の機関のPOIコードを示します。</w:t>
       </w:r>
     </w:p>
+    <w:p/>
+    <w:p/>
     <w:tbl>
       <w:tblPr>
         <w:tblW w:w="9660" w:type="dxa"/>
@@ -5389,7 +5502,6 @@
               <w:bottom w:val="single" w:sz="4" w:space="0" w:color="auto"/>
               <w:right w:val="single" w:sz="4" w:space="0" w:color="auto"/>
             </w:tcBorders>
-            <w:shd w:val="clear" w:color="auto" w:fill="auto"/>
             <w:noWrap/>
             <w:vAlign w:val="center"/>
             <w:hideMark/>
@@ -5402,6 +5514,7 @@
               <w:rPr>
                 <w:rFonts w:hint="eastAsia"/>
               </w:rPr>
+              <w:lastRenderedPageBreak/>
               <w:t>1201</w:t>
             </w:r>
           </w:p>
@@ -5415,7 +5528,6 @@
               <w:bottom w:val="single" w:sz="4" w:space="0" w:color="auto"/>
               <w:right w:val="single" w:sz="4" w:space="0" w:color="auto"/>
             </w:tcBorders>
-            <w:shd w:val="clear" w:color="auto" w:fill="auto"/>
             <w:noWrap/>
             <w:vAlign w:val="center"/>
             <w:hideMark/>
@@ -5441,7 +5553,6 @@
               <w:bottom w:val="single" w:sz="4" w:space="0" w:color="auto"/>
               <w:right w:val="single" w:sz="4" w:space="0" w:color="auto"/>
             </w:tcBorders>
-            <w:shd w:val="clear" w:color="auto" w:fill="auto"/>
             <w:vAlign w:val="center"/>
             <w:hideMark/>
           </w:tcPr>
@@ -5471,7 +5582,6 @@
               <w:bottom w:val="single" w:sz="4" w:space="0" w:color="auto"/>
               <w:right w:val="single" w:sz="4" w:space="0" w:color="auto"/>
             </w:tcBorders>
-            <w:shd w:val="clear" w:color="auto" w:fill="auto"/>
             <w:noWrap/>
             <w:vAlign w:val="center"/>
             <w:hideMark/>
@@ -5497,7 +5607,6 @@
               <w:bottom w:val="single" w:sz="4" w:space="0" w:color="auto"/>
               <w:right w:val="single" w:sz="4" w:space="0" w:color="auto"/>
             </w:tcBorders>
-            <w:shd w:val="clear" w:color="auto" w:fill="auto"/>
             <w:noWrap/>
             <w:vAlign w:val="center"/>
             <w:hideMark/>
@@ -5523,7 +5632,6 @@
               <w:bottom w:val="single" w:sz="4" w:space="0" w:color="auto"/>
               <w:right w:val="single" w:sz="4" w:space="0" w:color="auto"/>
             </w:tcBorders>
-            <w:shd w:val="clear" w:color="auto" w:fill="auto"/>
             <w:vAlign w:val="center"/>
             <w:hideMark/>
           </w:tcPr>
@@ -5553,7 +5661,6 @@
               <w:bottom w:val="single" w:sz="4" w:space="0" w:color="auto"/>
               <w:right w:val="single" w:sz="4" w:space="0" w:color="auto"/>
             </w:tcBorders>
-            <w:shd w:val="clear" w:color="auto" w:fill="auto"/>
             <w:noWrap/>
             <w:vAlign w:val="center"/>
             <w:hideMark/>
@@ -5579,7 +5686,6 @@
               <w:bottom w:val="single" w:sz="4" w:space="0" w:color="auto"/>
               <w:right w:val="single" w:sz="4" w:space="0" w:color="auto"/>
             </w:tcBorders>
-            <w:shd w:val="clear" w:color="auto" w:fill="auto"/>
             <w:noWrap/>
             <w:vAlign w:val="center"/>
             <w:hideMark/>
@@ -5605,7 +5711,6 @@
               <w:bottom w:val="single" w:sz="4" w:space="0" w:color="auto"/>
               <w:right w:val="single" w:sz="4" w:space="0" w:color="auto"/>
             </w:tcBorders>
-            <w:shd w:val="clear" w:color="auto" w:fill="auto"/>
             <w:vAlign w:val="center"/>
             <w:hideMark/>
           </w:tcPr>
@@ -5635,7 +5740,6 @@
               <w:bottom w:val="single" w:sz="4" w:space="0" w:color="auto"/>
               <w:right w:val="single" w:sz="4" w:space="0" w:color="auto"/>
             </w:tcBorders>
-            <w:shd w:val="clear" w:color="auto" w:fill="auto"/>
             <w:noWrap/>
             <w:vAlign w:val="center"/>
             <w:hideMark/>
@@ -5661,7 +5765,6 @@
               <w:bottom w:val="single" w:sz="4" w:space="0" w:color="auto"/>
               <w:right w:val="single" w:sz="4" w:space="0" w:color="auto"/>
             </w:tcBorders>
-            <w:shd w:val="clear" w:color="auto" w:fill="auto"/>
             <w:noWrap/>
             <w:vAlign w:val="center"/>
             <w:hideMark/>
@@ -5687,7 +5790,6 @@
               <w:bottom w:val="single" w:sz="4" w:space="0" w:color="auto"/>
               <w:right w:val="single" w:sz="4" w:space="0" w:color="auto"/>
             </w:tcBorders>
-            <w:shd w:val="clear" w:color="auto" w:fill="auto"/>
             <w:vAlign w:val="center"/>
             <w:hideMark/>
           </w:tcPr>
@@ -5717,7 +5819,6 @@
               <w:bottom w:val="single" w:sz="4" w:space="0" w:color="auto"/>
               <w:right w:val="single" w:sz="4" w:space="0" w:color="auto"/>
             </w:tcBorders>
-            <w:shd w:val="clear" w:color="auto" w:fill="auto"/>
             <w:noWrap/>
             <w:vAlign w:val="center"/>
             <w:hideMark/>
@@ -5743,7 +5844,6 @@
               <w:bottom w:val="single" w:sz="4" w:space="0" w:color="auto"/>
               <w:right w:val="single" w:sz="4" w:space="0" w:color="auto"/>
             </w:tcBorders>
-            <w:shd w:val="clear" w:color="auto" w:fill="auto"/>
             <w:noWrap/>
             <w:vAlign w:val="center"/>
             <w:hideMark/>
@@ -5769,7 +5869,6 @@
               <w:bottom w:val="single" w:sz="4" w:space="0" w:color="auto"/>
               <w:right w:val="single" w:sz="4" w:space="0" w:color="auto"/>
             </w:tcBorders>
-            <w:shd w:val="clear" w:color="auto" w:fill="auto"/>
             <w:vAlign w:val="center"/>
             <w:hideMark/>
           </w:tcPr>
@@ -5799,7 +5898,6 @@
               <w:bottom w:val="single" w:sz="4" w:space="0" w:color="auto"/>
               <w:right w:val="single" w:sz="4" w:space="0" w:color="auto"/>
             </w:tcBorders>
-            <w:shd w:val="clear" w:color="auto" w:fill="auto"/>
             <w:noWrap/>
             <w:vAlign w:val="center"/>
             <w:hideMark/>
@@ -5825,7 +5923,6 @@
               <w:bottom w:val="single" w:sz="4" w:space="0" w:color="auto"/>
               <w:right w:val="single" w:sz="4" w:space="0" w:color="auto"/>
             </w:tcBorders>
-            <w:shd w:val="clear" w:color="auto" w:fill="auto"/>
             <w:noWrap/>
             <w:vAlign w:val="center"/>
             <w:hideMark/>
@@ -5851,7 +5948,6 @@
               <w:bottom w:val="single" w:sz="4" w:space="0" w:color="auto"/>
               <w:right w:val="single" w:sz="4" w:space="0" w:color="auto"/>
             </w:tcBorders>
-            <w:shd w:val="clear" w:color="auto" w:fill="auto"/>
             <w:vAlign w:val="center"/>
             <w:hideMark/>
           </w:tcPr>
@@ -5881,7 +5977,6 @@
               <w:bottom w:val="single" w:sz="4" w:space="0" w:color="auto"/>
               <w:right w:val="single" w:sz="4" w:space="0" w:color="auto"/>
             </w:tcBorders>
-            <w:shd w:val="clear" w:color="auto" w:fill="auto"/>
             <w:noWrap/>
             <w:vAlign w:val="center"/>
             <w:hideMark/>
@@ -5907,7 +6002,6 @@
               <w:bottom w:val="single" w:sz="4" w:space="0" w:color="auto"/>
               <w:right w:val="single" w:sz="4" w:space="0" w:color="auto"/>
             </w:tcBorders>
-            <w:shd w:val="clear" w:color="auto" w:fill="auto"/>
             <w:noWrap/>
             <w:vAlign w:val="center"/>
             <w:hideMark/>
@@ -5933,7 +6027,6 @@
               <w:bottom w:val="single" w:sz="4" w:space="0" w:color="auto"/>
               <w:right w:val="single" w:sz="4" w:space="0" w:color="auto"/>
             </w:tcBorders>
-            <w:shd w:val="clear" w:color="auto" w:fill="auto"/>
             <w:vAlign w:val="center"/>
             <w:hideMark/>
           </w:tcPr>
@@ -5963,7 +6056,6 @@
               <w:bottom w:val="single" w:sz="4" w:space="0" w:color="auto"/>
               <w:right w:val="single" w:sz="4" w:space="0" w:color="auto"/>
             </w:tcBorders>
-            <w:shd w:val="clear" w:color="auto" w:fill="auto"/>
             <w:noWrap/>
             <w:vAlign w:val="center"/>
             <w:hideMark/>
@@ -5989,7 +6081,6 @@
               <w:bottom w:val="single" w:sz="4" w:space="0" w:color="auto"/>
               <w:right w:val="single" w:sz="4" w:space="0" w:color="auto"/>
             </w:tcBorders>
-            <w:shd w:val="clear" w:color="auto" w:fill="auto"/>
             <w:noWrap/>
             <w:vAlign w:val="center"/>
             <w:hideMark/>
@@ -6015,7 +6106,6 @@
               <w:bottom w:val="single" w:sz="4" w:space="0" w:color="auto"/>
               <w:right w:val="single" w:sz="4" w:space="0" w:color="auto"/>
             </w:tcBorders>
-            <w:shd w:val="clear" w:color="auto" w:fill="auto"/>
             <w:vAlign w:val="center"/>
             <w:hideMark/>
           </w:tcPr>
@@ -6045,7 +6135,6 @@
               <w:bottom w:val="single" w:sz="4" w:space="0" w:color="auto"/>
               <w:right w:val="single" w:sz="4" w:space="0" w:color="auto"/>
             </w:tcBorders>
-            <w:shd w:val="clear" w:color="auto" w:fill="auto"/>
             <w:noWrap/>
             <w:vAlign w:val="center"/>
             <w:hideMark/>
@@ -6071,7 +6160,6 @@
               <w:bottom w:val="single" w:sz="4" w:space="0" w:color="auto"/>
               <w:right w:val="single" w:sz="4" w:space="0" w:color="auto"/>
             </w:tcBorders>
-            <w:shd w:val="clear" w:color="auto" w:fill="auto"/>
             <w:noWrap/>
             <w:vAlign w:val="center"/>
             <w:hideMark/>
@@ -6097,7 +6185,6 @@
               <w:bottom w:val="single" w:sz="4" w:space="0" w:color="auto"/>
               <w:right w:val="single" w:sz="4" w:space="0" w:color="auto"/>
             </w:tcBorders>
-            <w:shd w:val="clear" w:color="auto" w:fill="auto"/>
             <w:vAlign w:val="center"/>
             <w:hideMark/>
           </w:tcPr>
@@ -6127,7 +6214,6 @@
               <w:bottom w:val="single" w:sz="4" w:space="0" w:color="auto"/>
               <w:right w:val="single" w:sz="4" w:space="0" w:color="auto"/>
             </w:tcBorders>
-            <w:shd w:val="clear" w:color="auto" w:fill="auto"/>
             <w:noWrap/>
             <w:vAlign w:val="center"/>
             <w:hideMark/>
@@ -6153,7 +6239,6 @@
               <w:bottom w:val="single" w:sz="4" w:space="0" w:color="auto"/>
               <w:right w:val="single" w:sz="4" w:space="0" w:color="auto"/>
             </w:tcBorders>
-            <w:shd w:val="clear" w:color="auto" w:fill="auto"/>
             <w:noWrap/>
             <w:vAlign w:val="center"/>
             <w:hideMark/>
@@ -6179,7 +6264,6 @@
               <w:bottom w:val="single" w:sz="4" w:space="0" w:color="auto"/>
               <w:right w:val="single" w:sz="4" w:space="0" w:color="auto"/>
             </w:tcBorders>
-            <w:shd w:val="clear" w:color="auto" w:fill="auto"/>
             <w:vAlign w:val="center"/>
             <w:hideMark/>
           </w:tcPr>
@@ -6209,7 +6293,6 @@
               <w:bottom w:val="single" w:sz="4" w:space="0" w:color="auto"/>
               <w:right w:val="single" w:sz="4" w:space="0" w:color="auto"/>
             </w:tcBorders>
-            <w:shd w:val="clear" w:color="auto" w:fill="auto"/>
             <w:noWrap/>
             <w:vAlign w:val="center"/>
             <w:hideMark/>
@@ -6235,7 +6318,6 @@
               <w:bottom w:val="single" w:sz="4" w:space="0" w:color="auto"/>
               <w:right w:val="single" w:sz="4" w:space="0" w:color="auto"/>
             </w:tcBorders>
-            <w:shd w:val="clear" w:color="auto" w:fill="auto"/>
             <w:noWrap/>
             <w:vAlign w:val="center"/>
             <w:hideMark/>
@@ -6261,7 +6343,6 @@
               <w:bottom w:val="single" w:sz="4" w:space="0" w:color="auto"/>
               <w:right w:val="single" w:sz="4" w:space="0" w:color="auto"/>
             </w:tcBorders>
-            <w:shd w:val="clear" w:color="auto" w:fill="auto"/>
             <w:vAlign w:val="center"/>
             <w:hideMark/>
           </w:tcPr>
@@ -6291,7 +6372,6 @@
               <w:bottom w:val="single" w:sz="4" w:space="0" w:color="auto"/>
               <w:right w:val="single" w:sz="4" w:space="0" w:color="auto"/>
             </w:tcBorders>
-            <w:shd w:val="clear" w:color="auto" w:fill="auto"/>
             <w:noWrap/>
             <w:vAlign w:val="center"/>
             <w:hideMark/>
@@ -6317,7 +6397,6 @@
               <w:bottom w:val="single" w:sz="4" w:space="0" w:color="auto"/>
               <w:right w:val="single" w:sz="4" w:space="0" w:color="auto"/>
             </w:tcBorders>
-            <w:shd w:val="clear" w:color="auto" w:fill="auto"/>
             <w:noWrap/>
             <w:vAlign w:val="center"/>
             <w:hideMark/>
@@ -6343,7 +6422,6 @@
               <w:bottom w:val="single" w:sz="4" w:space="0" w:color="auto"/>
               <w:right w:val="single" w:sz="4" w:space="0" w:color="auto"/>
             </w:tcBorders>
-            <w:shd w:val="clear" w:color="auto" w:fill="auto"/>
             <w:vAlign w:val="center"/>
             <w:hideMark/>
           </w:tcPr>
@@ -6373,7 +6451,6 @@
               <w:bottom w:val="single" w:sz="4" w:space="0" w:color="auto"/>
               <w:right w:val="single" w:sz="4" w:space="0" w:color="auto"/>
             </w:tcBorders>
-            <w:shd w:val="clear" w:color="auto" w:fill="auto"/>
             <w:noWrap/>
             <w:vAlign w:val="center"/>
             <w:hideMark/>
@@ -6399,7 +6476,6 @@
               <w:bottom w:val="single" w:sz="4" w:space="0" w:color="auto"/>
               <w:right w:val="single" w:sz="4" w:space="0" w:color="auto"/>
             </w:tcBorders>
-            <w:shd w:val="clear" w:color="auto" w:fill="auto"/>
             <w:noWrap/>
             <w:vAlign w:val="center"/>
             <w:hideMark/>
@@ -6425,7 +6501,6 @@
               <w:bottom w:val="single" w:sz="4" w:space="0" w:color="auto"/>
               <w:right w:val="single" w:sz="4" w:space="0" w:color="auto"/>
             </w:tcBorders>
-            <w:shd w:val="clear" w:color="auto" w:fill="auto"/>
             <w:vAlign w:val="center"/>
             <w:hideMark/>
           </w:tcPr>
@@ -6455,7 +6530,6 @@
               <w:bottom w:val="single" w:sz="4" w:space="0" w:color="auto"/>
               <w:right w:val="single" w:sz="4" w:space="0" w:color="auto"/>
             </w:tcBorders>
-            <w:shd w:val="clear" w:color="auto" w:fill="auto"/>
             <w:noWrap/>
             <w:vAlign w:val="center"/>
             <w:hideMark/>
@@ -6468,7 +6542,6 @@
               <w:rPr>
                 <w:rFonts w:hint="eastAsia"/>
               </w:rPr>
-              <w:lastRenderedPageBreak/>
               <w:t>1214</w:t>
             </w:r>
           </w:p>
@@ -6482,7 +6555,6 @@
               <w:bottom w:val="single" w:sz="4" w:space="0" w:color="auto"/>
               <w:right w:val="single" w:sz="4" w:space="0" w:color="auto"/>
             </w:tcBorders>
-            <w:shd w:val="clear" w:color="auto" w:fill="auto"/>
             <w:noWrap/>
             <w:vAlign w:val="center"/>
             <w:hideMark/>
@@ -6508,7 +6580,6 @@
               <w:bottom w:val="single" w:sz="4" w:space="0" w:color="auto"/>
               <w:right w:val="single" w:sz="4" w:space="0" w:color="auto"/>
             </w:tcBorders>
-            <w:shd w:val="clear" w:color="auto" w:fill="auto"/>
             <w:vAlign w:val="center"/>
             <w:hideMark/>
           </w:tcPr>
@@ -6538,7 +6609,6 @@
               <w:bottom w:val="single" w:sz="4" w:space="0" w:color="auto"/>
               <w:right w:val="single" w:sz="4" w:space="0" w:color="auto"/>
             </w:tcBorders>
-            <w:shd w:val="clear" w:color="auto" w:fill="auto"/>
             <w:noWrap/>
             <w:vAlign w:val="center"/>
             <w:hideMark/>
@@ -6564,7 +6634,6 @@
               <w:bottom w:val="single" w:sz="4" w:space="0" w:color="auto"/>
               <w:right w:val="single" w:sz="4" w:space="0" w:color="auto"/>
             </w:tcBorders>
-            <w:shd w:val="clear" w:color="auto" w:fill="auto"/>
             <w:noWrap/>
             <w:vAlign w:val="center"/>
             <w:hideMark/>
@@ -6590,7 +6659,6 @@
               <w:bottom w:val="single" w:sz="4" w:space="0" w:color="auto"/>
               <w:right w:val="single" w:sz="4" w:space="0" w:color="auto"/>
             </w:tcBorders>
-            <w:shd w:val="clear" w:color="auto" w:fill="auto"/>
             <w:vAlign w:val="center"/>
             <w:hideMark/>
           </w:tcPr>
@@ -6620,7 +6688,6 @@
               <w:bottom w:val="single" w:sz="4" w:space="0" w:color="auto"/>
               <w:right w:val="single" w:sz="4" w:space="0" w:color="auto"/>
             </w:tcBorders>
-            <w:shd w:val="clear" w:color="auto" w:fill="auto"/>
             <w:noWrap/>
             <w:vAlign w:val="center"/>
             <w:hideMark/>
@@ -6646,7 +6713,6 @@
               <w:bottom w:val="single" w:sz="4" w:space="0" w:color="auto"/>
               <w:right w:val="single" w:sz="4" w:space="0" w:color="auto"/>
             </w:tcBorders>
-            <w:shd w:val="clear" w:color="auto" w:fill="auto"/>
             <w:noWrap/>
             <w:vAlign w:val="center"/>
             <w:hideMark/>
@@ -6672,7 +6738,6 @@
               <w:bottom w:val="single" w:sz="4" w:space="0" w:color="auto"/>
               <w:right w:val="single" w:sz="4" w:space="0" w:color="auto"/>
             </w:tcBorders>
-            <w:shd w:val="clear" w:color="auto" w:fill="auto"/>
             <w:vAlign w:val="center"/>
             <w:hideMark/>
           </w:tcPr>
@@ -6702,7 +6767,6 @@
               <w:bottom w:val="single" w:sz="4" w:space="0" w:color="auto"/>
               <w:right w:val="single" w:sz="4" w:space="0" w:color="auto"/>
             </w:tcBorders>
-            <w:shd w:val="clear" w:color="auto" w:fill="auto"/>
             <w:noWrap/>
             <w:vAlign w:val="center"/>
             <w:hideMark/>
@@ -6728,7 +6792,6 @@
               <w:bottom w:val="single" w:sz="4" w:space="0" w:color="auto"/>
               <w:right w:val="single" w:sz="4" w:space="0" w:color="auto"/>
             </w:tcBorders>
-            <w:shd w:val="clear" w:color="auto" w:fill="auto"/>
             <w:noWrap/>
             <w:vAlign w:val="center"/>
             <w:hideMark/>
@@ -6754,7 +6817,6 @@
               <w:bottom w:val="single" w:sz="4" w:space="0" w:color="auto"/>
               <w:right w:val="single" w:sz="4" w:space="0" w:color="auto"/>
             </w:tcBorders>
-            <w:shd w:val="clear" w:color="auto" w:fill="auto"/>
             <w:vAlign w:val="center"/>
             <w:hideMark/>
           </w:tcPr>
@@ -6784,7 +6846,6 @@
               <w:bottom w:val="single" w:sz="4" w:space="0" w:color="auto"/>
               <w:right w:val="single" w:sz="4" w:space="0" w:color="auto"/>
             </w:tcBorders>
-            <w:shd w:val="clear" w:color="auto" w:fill="auto"/>
             <w:noWrap/>
             <w:vAlign w:val="center"/>
             <w:hideMark/>
@@ -6810,7 +6871,6 @@
               <w:bottom w:val="single" w:sz="4" w:space="0" w:color="auto"/>
               <w:right w:val="single" w:sz="4" w:space="0" w:color="auto"/>
             </w:tcBorders>
-            <w:shd w:val="clear" w:color="auto" w:fill="auto"/>
             <w:noWrap/>
             <w:vAlign w:val="center"/>
             <w:hideMark/>
@@ -6836,7 +6896,6 @@
               <w:bottom w:val="single" w:sz="4" w:space="0" w:color="auto"/>
               <w:right w:val="single" w:sz="4" w:space="0" w:color="auto"/>
             </w:tcBorders>
-            <w:shd w:val="clear" w:color="auto" w:fill="auto"/>
             <w:vAlign w:val="center"/>
             <w:hideMark/>
           </w:tcPr>
@@ -6866,7 +6925,6 @@
               <w:bottom w:val="single" w:sz="4" w:space="0" w:color="auto"/>
               <w:right w:val="single" w:sz="4" w:space="0" w:color="auto"/>
             </w:tcBorders>
-            <w:shd w:val="clear" w:color="auto" w:fill="auto"/>
             <w:noWrap/>
             <w:vAlign w:val="center"/>
             <w:hideMark/>
@@ -6892,7 +6950,6 @@
               <w:bottom w:val="single" w:sz="4" w:space="0" w:color="auto"/>
               <w:right w:val="single" w:sz="4" w:space="0" w:color="auto"/>
             </w:tcBorders>
-            <w:shd w:val="clear" w:color="auto" w:fill="auto"/>
             <w:noWrap/>
             <w:vAlign w:val="center"/>
             <w:hideMark/>
@@ -6918,7 +6975,6 @@
               <w:bottom w:val="single" w:sz="4" w:space="0" w:color="auto"/>
               <w:right w:val="single" w:sz="4" w:space="0" w:color="auto"/>
             </w:tcBorders>
-            <w:shd w:val="clear" w:color="auto" w:fill="auto"/>
             <w:vAlign w:val="center"/>
             <w:hideMark/>
           </w:tcPr>
@@ -6948,7 +7004,6 @@
               <w:bottom w:val="single" w:sz="4" w:space="0" w:color="auto"/>
               <w:right w:val="single" w:sz="4" w:space="0" w:color="auto"/>
             </w:tcBorders>
-            <w:shd w:val="clear" w:color="auto" w:fill="auto"/>
             <w:noWrap/>
             <w:vAlign w:val="center"/>
             <w:hideMark/>
@@ -6974,7 +7029,6 @@
               <w:bottom w:val="single" w:sz="4" w:space="0" w:color="auto"/>
               <w:right w:val="single" w:sz="4" w:space="0" w:color="auto"/>
             </w:tcBorders>
-            <w:shd w:val="clear" w:color="auto" w:fill="auto"/>
             <w:noWrap/>
             <w:vAlign w:val="center"/>
             <w:hideMark/>
@@ -7000,7 +7054,6 @@
               <w:bottom w:val="single" w:sz="4" w:space="0" w:color="auto"/>
               <w:right w:val="single" w:sz="4" w:space="0" w:color="auto"/>
             </w:tcBorders>
-            <w:shd w:val="clear" w:color="auto" w:fill="auto"/>
             <w:vAlign w:val="center"/>
             <w:hideMark/>
           </w:tcPr>
@@ -7030,7 +7083,6 @@
               <w:bottom w:val="single" w:sz="4" w:space="0" w:color="auto"/>
               <w:right w:val="single" w:sz="4" w:space="0" w:color="auto"/>
             </w:tcBorders>
-            <w:shd w:val="clear" w:color="auto" w:fill="auto"/>
             <w:noWrap/>
             <w:vAlign w:val="center"/>
             <w:hideMark/>
@@ -7056,7 +7108,6 @@
               <w:bottom w:val="single" w:sz="4" w:space="0" w:color="auto"/>
               <w:right w:val="single" w:sz="4" w:space="0" w:color="auto"/>
             </w:tcBorders>
-            <w:shd w:val="clear" w:color="auto" w:fill="auto"/>
             <w:noWrap/>
             <w:vAlign w:val="center"/>
             <w:hideMark/>
@@ -7082,7 +7133,6 @@
               <w:bottom w:val="single" w:sz="4" w:space="0" w:color="auto"/>
               <w:right w:val="single" w:sz="4" w:space="0" w:color="auto"/>
             </w:tcBorders>
-            <w:shd w:val="clear" w:color="auto" w:fill="auto"/>
             <w:vAlign w:val="center"/>
             <w:hideMark/>
           </w:tcPr>
@@ -7112,7 +7162,6 @@
               <w:bottom w:val="single" w:sz="4" w:space="0" w:color="auto"/>
               <w:right w:val="single" w:sz="4" w:space="0" w:color="auto"/>
             </w:tcBorders>
-            <w:shd w:val="clear" w:color="auto" w:fill="auto"/>
             <w:noWrap/>
             <w:vAlign w:val="center"/>
             <w:hideMark/>
@@ -7138,7 +7187,6 @@
               <w:bottom w:val="single" w:sz="4" w:space="0" w:color="auto"/>
               <w:right w:val="single" w:sz="4" w:space="0" w:color="auto"/>
             </w:tcBorders>
-            <w:shd w:val="clear" w:color="auto" w:fill="auto"/>
             <w:noWrap/>
             <w:vAlign w:val="center"/>
             <w:hideMark/>
@@ -7164,7 +7212,6 @@
               <w:bottom w:val="single" w:sz="4" w:space="0" w:color="auto"/>
               <w:right w:val="single" w:sz="4" w:space="0" w:color="auto"/>
             </w:tcBorders>
-            <w:shd w:val="clear" w:color="auto" w:fill="auto"/>
             <w:vAlign w:val="center"/>
             <w:hideMark/>
           </w:tcPr>
@@ -7194,7 +7241,6 @@
               <w:bottom w:val="single" w:sz="4" w:space="0" w:color="auto"/>
               <w:right w:val="single" w:sz="4" w:space="0" w:color="auto"/>
             </w:tcBorders>
-            <w:shd w:val="clear" w:color="auto" w:fill="auto"/>
             <w:noWrap/>
             <w:vAlign w:val="center"/>
             <w:hideMark/>
@@ -7220,7 +7266,6 @@
               <w:bottom w:val="single" w:sz="4" w:space="0" w:color="auto"/>
               <w:right w:val="single" w:sz="4" w:space="0" w:color="auto"/>
             </w:tcBorders>
-            <w:shd w:val="clear" w:color="auto" w:fill="auto"/>
             <w:noWrap/>
             <w:vAlign w:val="center"/>
             <w:hideMark/>
@@ -7246,7 +7291,6 @@
               <w:bottom w:val="single" w:sz="4" w:space="0" w:color="auto"/>
               <w:right w:val="single" w:sz="4" w:space="0" w:color="auto"/>
             </w:tcBorders>
-            <w:shd w:val="clear" w:color="auto" w:fill="auto"/>
             <w:vAlign w:val="center"/>
             <w:hideMark/>
           </w:tcPr>
@@ -7276,7 +7320,6 @@
               <w:bottom w:val="single" w:sz="4" w:space="0" w:color="auto"/>
               <w:right w:val="single" w:sz="4" w:space="0" w:color="auto"/>
             </w:tcBorders>
-            <w:shd w:val="clear" w:color="auto" w:fill="auto"/>
             <w:noWrap/>
             <w:vAlign w:val="center"/>
             <w:hideMark/>
@@ -7302,7 +7345,6 @@
               <w:bottom w:val="single" w:sz="4" w:space="0" w:color="auto"/>
               <w:right w:val="single" w:sz="4" w:space="0" w:color="auto"/>
             </w:tcBorders>
-            <w:shd w:val="clear" w:color="auto" w:fill="auto"/>
             <w:noWrap/>
             <w:vAlign w:val="center"/>
             <w:hideMark/>
@@ -7328,7 +7370,6 @@
               <w:bottom w:val="single" w:sz="4" w:space="0" w:color="auto"/>
               <w:right w:val="single" w:sz="4" w:space="0" w:color="auto"/>
             </w:tcBorders>
-            <w:shd w:val="clear" w:color="auto" w:fill="auto"/>
             <w:vAlign w:val="center"/>
             <w:hideMark/>
           </w:tcPr>
@@ -7358,7 +7399,6 @@
               <w:bottom w:val="single" w:sz="4" w:space="0" w:color="auto"/>
               <w:right w:val="single" w:sz="4" w:space="0" w:color="auto"/>
             </w:tcBorders>
-            <w:shd w:val="clear" w:color="auto" w:fill="auto"/>
             <w:noWrap/>
             <w:vAlign w:val="center"/>
             <w:hideMark/>
@@ -7384,7 +7424,6 @@
               <w:bottom w:val="single" w:sz="4" w:space="0" w:color="auto"/>
               <w:right w:val="single" w:sz="4" w:space="0" w:color="auto"/>
             </w:tcBorders>
-            <w:shd w:val="clear" w:color="auto" w:fill="auto"/>
             <w:noWrap/>
             <w:vAlign w:val="center"/>
             <w:hideMark/>
@@ -7410,7 +7449,6 @@
               <w:bottom w:val="single" w:sz="4" w:space="0" w:color="auto"/>
               <w:right w:val="single" w:sz="4" w:space="0" w:color="auto"/>
             </w:tcBorders>
-            <w:shd w:val="clear" w:color="auto" w:fill="auto"/>
             <w:vAlign w:val="center"/>
             <w:hideMark/>
           </w:tcPr>
@@ -7493,7 +7531,6 @@
               <w:bottom w:val="single" w:sz="4" w:space="0" w:color="auto"/>
               <w:right w:val="single" w:sz="4" w:space="0" w:color="auto"/>
             </w:tcBorders>
-            <w:shd w:val="clear" w:color="auto" w:fill="auto"/>
             <w:noWrap/>
             <w:vAlign w:val="center"/>
             <w:hideMark/>
@@ -7519,7 +7556,6 @@
               <w:bottom w:val="single" w:sz="4" w:space="0" w:color="auto"/>
               <w:right w:val="single" w:sz="4" w:space="0" w:color="auto"/>
             </w:tcBorders>
-            <w:shd w:val="clear" w:color="auto" w:fill="auto"/>
             <w:noWrap/>
             <w:vAlign w:val="center"/>
           </w:tcPr>
@@ -7544,7 +7580,6 @@
               <w:bottom w:val="single" w:sz="4" w:space="0" w:color="auto"/>
               <w:right w:val="single" w:sz="4" w:space="0" w:color="auto"/>
             </w:tcBorders>
-            <w:shd w:val="clear" w:color="auto" w:fill="auto"/>
             <w:vAlign w:val="center"/>
           </w:tcPr>
           <w:p>
@@ -7567,7 +7602,6 @@
               <w:bottom w:val="single" w:sz="4" w:space="0" w:color="auto"/>
               <w:right w:val="single" w:sz="4" w:space="0" w:color="auto"/>
             </w:tcBorders>
-            <w:shd w:val="clear" w:color="auto" w:fill="auto"/>
             <w:noWrap/>
             <w:vAlign w:val="center"/>
           </w:tcPr>
@@ -7592,7 +7626,6 @@
               <w:bottom w:val="single" w:sz="4" w:space="0" w:color="auto"/>
               <w:right w:val="single" w:sz="4" w:space="0" w:color="auto"/>
             </w:tcBorders>
-            <w:shd w:val="clear" w:color="auto" w:fill="auto"/>
             <w:noWrap/>
             <w:vAlign w:val="center"/>
           </w:tcPr>
@@ -7617,7 +7650,6 @@
               <w:bottom w:val="single" w:sz="4" w:space="0" w:color="auto"/>
               <w:right w:val="single" w:sz="4" w:space="0" w:color="auto"/>
             </w:tcBorders>
-            <w:shd w:val="clear" w:color="auto" w:fill="auto"/>
             <w:vAlign w:val="center"/>
           </w:tcPr>
           <w:p>
@@ -7681,7 +7713,6 @@
               <w:bottom w:val="single" w:sz="4" w:space="0" w:color="auto"/>
               <w:right w:val="single" w:sz="4" w:space="0" w:color="auto"/>
             </w:tcBorders>
-            <w:shd w:val="clear" w:color="auto" w:fill="auto"/>
             <w:noWrap/>
             <w:vAlign w:val="center"/>
             <w:hideMark/>
@@ -7707,7 +7738,6 @@
               <w:bottom w:val="single" w:sz="4" w:space="0" w:color="auto"/>
               <w:right w:val="single" w:sz="4" w:space="0" w:color="auto"/>
             </w:tcBorders>
-            <w:shd w:val="clear" w:color="auto" w:fill="auto"/>
             <w:noWrap/>
             <w:vAlign w:val="center"/>
           </w:tcPr>
@@ -7732,7 +7762,6 @@
               <w:bottom w:val="single" w:sz="4" w:space="0" w:color="auto"/>
               <w:right w:val="single" w:sz="4" w:space="0" w:color="auto"/>
             </w:tcBorders>
-            <w:shd w:val="clear" w:color="auto" w:fill="auto"/>
             <w:vAlign w:val="center"/>
           </w:tcPr>
           <w:p>
@@ -7761,7 +7790,6 @@
               <w:bottom w:val="single" w:sz="4" w:space="0" w:color="auto"/>
               <w:right w:val="single" w:sz="4" w:space="0" w:color="auto"/>
             </w:tcBorders>
-            <w:shd w:val="clear" w:color="auto" w:fill="auto"/>
             <w:noWrap/>
             <w:vAlign w:val="center"/>
             <w:hideMark/>
@@ -7774,6 +7802,7 @@
               <w:rPr>
                 <w:rFonts w:hint="eastAsia"/>
               </w:rPr>
+              <w:lastRenderedPageBreak/>
               <w:t>1302</w:t>
             </w:r>
           </w:p>
@@ -7787,7 +7816,6 @@
               <w:bottom w:val="single" w:sz="4" w:space="0" w:color="auto"/>
               <w:right w:val="single" w:sz="4" w:space="0" w:color="auto"/>
             </w:tcBorders>
-            <w:shd w:val="clear" w:color="auto" w:fill="auto"/>
             <w:noWrap/>
             <w:vAlign w:val="center"/>
           </w:tcPr>
@@ -7812,7 +7840,6 @@
               <w:bottom w:val="single" w:sz="4" w:space="0" w:color="auto"/>
               <w:right w:val="single" w:sz="4" w:space="0" w:color="auto"/>
             </w:tcBorders>
-            <w:shd w:val="clear" w:color="auto" w:fill="auto"/>
             <w:vAlign w:val="center"/>
           </w:tcPr>
           <w:p>
@@ -7841,7 +7868,6 @@
               <w:bottom w:val="single" w:sz="4" w:space="0" w:color="auto"/>
               <w:right w:val="single" w:sz="4" w:space="0" w:color="auto"/>
             </w:tcBorders>
-            <w:shd w:val="clear" w:color="auto" w:fill="auto"/>
             <w:noWrap/>
             <w:vAlign w:val="center"/>
             <w:hideMark/>
@@ -7867,7 +7893,6 @@
               <w:bottom w:val="single" w:sz="4" w:space="0" w:color="auto"/>
               <w:right w:val="single" w:sz="4" w:space="0" w:color="auto"/>
             </w:tcBorders>
-            <w:shd w:val="clear" w:color="auto" w:fill="auto"/>
             <w:noWrap/>
             <w:vAlign w:val="center"/>
           </w:tcPr>
@@ -7892,7 +7917,6 @@
               <w:bottom w:val="single" w:sz="4" w:space="0" w:color="auto"/>
               <w:right w:val="single" w:sz="4" w:space="0" w:color="auto"/>
             </w:tcBorders>
-            <w:shd w:val="clear" w:color="auto" w:fill="auto"/>
             <w:vAlign w:val="center"/>
           </w:tcPr>
           <w:p>
@@ -7921,7 +7945,6 @@
               <w:bottom w:val="single" w:sz="4" w:space="0" w:color="auto"/>
               <w:right w:val="single" w:sz="4" w:space="0" w:color="auto"/>
             </w:tcBorders>
-            <w:shd w:val="clear" w:color="auto" w:fill="auto"/>
             <w:noWrap/>
             <w:vAlign w:val="center"/>
             <w:hideMark/>
@@ -7947,7 +7970,6 @@
               <w:bottom w:val="single" w:sz="4" w:space="0" w:color="auto"/>
               <w:right w:val="single" w:sz="4" w:space="0" w:color="auto"/>
             </w:tcBorders>
-            <w:shd w:val="clear" w:color="auto" w:fill="auto"/>
             <w:noWrap/>
             <w:vAlign w:val="center"/>
           </w:tcPr>
@@ -7972,7 +7994,6 @@
               <w:bottom w:val="single" w:sz="4" w:space="0" w:color="auto"/>
               <w:right w:val="single" w:sz="4" w:space="0" w:color="auto"/>
             </w:tcBorders>
-            <w:shd w:val="clear" w:color="auto" w:fill="auto"/>
             <w:vAlign w:val="center"/>
           </w:tcPr>
           <w:p>
@@ -8001,7 +8022,6 @@
               <w:bottom w:val="single" w:sz="4" w:space="0" w:color="auto"/>
               <w:right w:val="single" w:sz="4" w:space="0" w:color="auto"/>
             </w:tcBorders>
-            <w:shd w:val="clear" w:color="auto" w:fill="auto"/>
             <w:noWrap/>
             <w:vAlign w:val="center"/>
             <w:hideMark/>
@@ -8027,7 +8047,6 @@
               <w:bottom w:val="single" w:sz="4" w:space="0" w:color="auto"/>
               <w:right w:val="single" w:sz="4" w:space="0" w:color="auto"/>
             </w:tcBorders>
-            <w:shd w:val="clear" w:color="auto" w:fill="auto"/>
             <w:noWrap/>
             <w:vAlign w:val="center"/>
           </w:tcPr>
@@ -8052,7 +8071,6 @@
               <w:bottom w:val="single" w:sz="4" w:space="0" w:color="auto"/>
               <w:right w:val="single" w:sz="4" w:space="0" w:color="auto"/>
             </w:tcBorders>
-            <w:shd w:val="clear" w:color="auto" w:fill="auto"/>
             <w:vAlign w:val="center"/>
           </w:tcPr>
           <w:p>
@@ -8081,7 +8099,6 @@
               <w:bottom w:val="single" w:sz="4" w:space="0" w:color="auto"/>
               <w:right w:val="single" w:sz="4" w:space="0" w:color="auto"/>
             </w:tcBorders>
-            <w:shd w:val="clear" w:color="auto" w:fill="auto"/>
             <w:noWrap/>
             <w:vAlign w:val="center"/>
             <w:hideMark/>
@@ -8107,7 +8124,6 @@
               <w:bottom w:val="single" w:sz="4" w:space="0" w:color="auto"/>
               <w:right w:val="single" w:sz="4" w:space="0" w:color="auto"/>
             </w:tcBorders>
-            <w:shd w:val="clear" w:color="auto" w:fill="auto"/>
             <w:noWrap/>
             <w:vAlign w:val="center"/>
           </w:tcPr>
@@ -8132,7 +8148,6 @@
               <w:bottom w:val="single" w:sz="4" w:space="0" w:color="auto"/>
               <w:right w:val="single" w:sz="4" w:space="0" w:color="auto"/>
             </w:tcBorders>
-            <w:shd w:val="clear" w:color="auto" w:fill="auto"/>
             <w:vAlign w:val="center"/>
           </w:tcPr>
           <w:p>
@@ -8161,7 +8176,6 @@
               <w:bottom w:val="single" w:sz="4" w:space="0" w:color="auto"/>
               <w:right w:val="single" w:sz="4" w:space="0" w:color="auto"/>
             </w:tcBorders>
-            <w:shd w:val="clear" w:color="auto" w:fill="auto"/>
             <w:noWrap/>
             <w:vAlign w:val="center"/>
             <w:hideMark/>
@@ -8187,7 +8201,6 @@
               <w:bottom w:val="single" w:sz="4" w:space="0" w:color="auto"/>
               <w:right w:val="single" w:sz="4" w:space="0" w:color="auto"/>
             </w:tcBorders>
-            <w:shd w:val="clear" w:color="auto" w:fill="auto"/>
             <w:noWrap/>
             <w:vAlign w:val="center"/>
           </w:tcPr>
@@ -8212,7 +8225,6 @@
               <w:bottom w:val="single" w:sz="4" w:space="0" w:color="auto"/>
               <w:right w:val="single" w:sz="4" w:space="0" w:color="auto"/>
             </w:tcBorders>
-            <w:shd w:val="clear" w:color="auto" w:fill="auto"/>
             <w:vAlign w:val="center"/>
           </w:tcPr>
           <w:p>
@@ -8241,7 +8253,6 @@
               <w:bottom w:val="single" w:sz="4" w:space="0" w:color="auto"/>
               <w:right w:val="single" w:sz="4" w:space="0" w:color="auto"/>
             </w:tcBorders>
-            <w:shd w:val="clear" w:color="auto" w:fill="auto"/>
             <w:noWrap/>
             <w:vAlign w:val="center"/>
             <w:hideMark/>
@@ -8267,7 +8278,6 @@
               <w:bottom w:val="single" w:sz="4" w:space="0" w:color="auto"/>
               <w:right w:val="single" w:sz="4" w:space="0" w:color="auto"/>
             </w:tcBorders>
-            <w:shd w:val="clear" w:color="auto" w:fill="auto"/>
             <w:noWrap/>
             <w:vAlign w:val="center"/>
           </w:tcPr>
@@ -8292,7 +8302,6 @@
               <w:bottom w:val="single" w:sz="4" w:space="0" w:color="auto"/>
               <w:right w:val="single" w:sz="4" w:space="0" w:color="auto"/>
             </w:tcBorders>
-            <w:shd w:val="clear" w:color="auto" w:fill="auto"/>
             <w:vAlign w:val="center"/>
           </w:tcPr>
           <w:p>
@@ -8321,7 +8330,6 @@
               <w:bottom w:val="single" w:sz="4" w:space="0" w:color="auto"/>
               <w:right w:val="single" w:sz="4" w:space="0" w:color="auto"/>
             </w:tcBorders>
-            <w:shd w:val="clear" w:color="auto" w:fill="auto"/>
             <w:noWrap/>
             <w:vAlign w:val="center"/>
             <w:hideMark/>
@@ -8347,7 +8355,6 @@
               <w:bottom w:val="single" w:sz="4" w:space="0" w:color="auto"/>
               <w:right w:val="single" w:sz="4" w:space="0" w:color="auto"/>
             </w:tcBorders>
-            <w:shd w:val="clear" w:color="auto" w:fill="auto"/>
             <w:noWrap/>
             <w:vAlign w:val="center"/>
           </w:tcPr>
@@ -8372,7 +8379,6 @@
               <w:bottom w:val="single" w:sz="4" w:space="0" w:color="auto"/>
               <w:right w:val="single" w:sz="4" w:space="0" w:color="auto"/>
             </w:tcBorders>
-            <w:shd w:val="clear" w:color="auto" w:fill="auto"/>
             <w:vAlign w:val="center"/>
           </w:tcPr>
           <w:p>
@@ -8401,7 +8407,6 @@
               <w:bottom w:val="single" w:sz="4" w:space="0" w:color="auto"/>
               <w:right w:val="single" w:sz="4" w:space="0" w:color="auto"/>
             </w:tcBorders>
-            <w:shd w:val="clear" w:color="auto" w:fill="auto"/>
             <w:noWrap/>
             <w:vAlign w:val="center"/>
             <w:hideMark/>
@@ -8427,7 +8432,6 @@
               <w:bottom w:val="single" w:sz="4" w:space="0" w:color="auto"/>
               <w:right w:val="single" w:sz="4" w:space="0" w:color="auto"/>
             </w:tcBorders>
-            <w:shd w:val="clear" w:color="auto" w:fill="auto"/>
             <w:noWrap/>
             <w:vAlign w:val="center"/>
           </w:tcPr>
@@ -8452,7 +8456,6 @@
               <w:bottom w:val="single" w:sz="4" w:space="0" w:color="auto"/>
               <w:right w:val="single" w:sz="4" w:space="0" w:color="auto"/>
             </w:tcBorders>
-            <w:shd w:val="clear" w:color="auto" w:fill="auto"/>
             <w:vAlign w:val="center"/>
           </w:tcPr>
           <w:p>
@@ -8528,7 +8531,6 @@
               <w:bottom w:val="single" w:sz="4" w:space="0" w:color="auto"/>
               <w:right w:val="single" w:sz="4" w:space="0" w:color="auto"/>
             </w:tcBorders>
-            <w:shd w:val="clear" w:color="auto" w:fill="auto"/>
             <w:noWrap/>
             <w:vAlign w:val="center"/>
           </w:tcPr>
@@ -8553,7 +8555,6 @@
               <w:bottom w:val="single" w:sz="4" w:space="0" w:color="auto"/>
               <w:right w:val="single" w:sz="4" w:space="0" w:color="auto"/>
             </w:tcBorders>
-            <w:shd w:val="clear" w:color="auto" w:fill="auto"/>
             <w:noWrap/>
             <w:vAlign w:val="center"/>
             <w:hideMark/>
@@ -8579,7 +8580,6 @@
               <w:bottom w:val="single" w:sz="4" w:space="0" w:color="auto"/>
               <w:right w:val="single" w:sz="4" w:space="0" w:color="auto"/>
             </w:tcBorders>
-            <w:shd w:val="clear" w:color="auto" w:fill="auto"/>
             <w:vAlign w:val="center"/>
             <w:hideMark/>
           </w:tcPr>
@@ -8591,7 +8591,19 @@
               <w:rPr>
                 <w:rFonts w:hint="eastAsia"/>
               </w:rPr>
-              <w:t>保育園、保育所、託児所。日日保護者の委託を受けて，乳児又は幼児を保育する福祉事業を行う施設</w:t>
+              <w:t>保育園、保育所、託児所。</w:t>
+            </w:r>
+            <w:r>
+              <w:rPr>
+                <w:rFonts w:hint="eastAsia"/>
+              </w:rPr>
+              <w:t>日々</w:t>
+            </w:r>
+            <w:r>
+              <w:rPr>
+                <w:rFonts w:hint="eastAsia"/>
+              </w:rPr>
+              <w:t>保護者の委託を受けて，乳児又は幼児を保育する福祉事業を行う施設</w:t>
             </w:r>
           </w:p>
         </w:tc>
@@ -8609,7 +8621,6 @@
               <w:bottom w:val="single" w:sz="4" w:space="0" w:color="auto"/>
               <w:right w:val="single" w:sz="4" w:space="0" w:color="auto"/>
             </w:tcBorders>
-            <w:shd w:val="clear" w:color="auto" w:fill="auto"/>
             <w:noWrap/>
             <w:vAlign w:val="center"/>
           </w:tcPr>
@@ -8634,7 +8645,6 @@
               <w:bottom w:val="single" w:sz="4" w:space="0" w:color="auto"/>
               <w:right w:val="single" w:sz="4" w:space="0" w:color="auto"/>
             </w:tcBorders>
-            <w:shd w:val="clear" w:color="auto" w:fill="auto"/>
             <w:noWrap/>
             <w:vAlign w:val="center"/>
             <w:hideMark/>
@@ -8672,7 +8682,6 @@
               <w:bottom w:val="single" w:sz="4" w:space="0" w:color="auto"/>
               <w:right w:val="single" w:sz="4" w:space="0" w:color="auto"/>
             </w:tcBorders>
-            <w:shd w:val="clear" w:color="auto" w:fill="auto"/>
             <w:vAlign w:val="center"/>
             <w:hideMark/>
           </w:tcPr>
@@ -8714,7 +8723,6 @@
               <w:bottom w:val="single" w:sz="4" w:space="0" w:color="auto"/>
               <w:right w:val="single" w:sz="4" w:space="0" w:color="auto"/>
             </w:tcBorders>
-            <w:shd w:val="clear" w:color="auto" w:fill="auto"/>
             <w:noWrap/>
             <w:vAlign w:val="center"/>
           </w:tcPr>
@@ -8739,7 +8747,6 @@
               <w:bottom w:val="single" w:sz="4" w:space="0" w:color="auto"/>
               <w:right w:val="single" w:sz="4" w:space="0" w:color="auto"/>
             </w:tcBorders>
-            <w:shd w:val="clear" w:color="auto" w:fill="auto"/>
             <w:noWrap/>
             <w:vAlign w:val="center"/>
             <w:hideMark/>
@@ -8765,7 +8772,6 @@
               <w:bottom w:val="single" w:sz="4" w:space="0" w:color="auto"/>
               <w:right w:val="single" w:sz="4" w:space="0" w:color="auto"/>
             </w:tcBorders>
-            <w:shd w:val="clear" w:color="auto" w:fill="auto"/>
             <w:vAlign w:val="center"/>
             <w:hideMark/>
           </w:tcPr>
@@ -8795,7 +8801,6 @@
               <w:bottom w:val="single" w:sz="4" w:space="0" w:color="auto"/>
               <w:right w:val="single" w:sz="4" w:space="0" w:color="auto"/>
             </w:tcBorders>
-            <w:shd w:val="clear" w:color="auto" w:fill="auto"/>
             <w:noWrap/>
             <w:vAlign w:val="center"/>
           </w:tcPr>
@@ -8820,7 +8825,6 @@
               <w:bottom w:val="single" w:sz="4" w:space="0" w:color="auto"/>
               <w:right w:val="single" w:sz="4" w:space="0" w:color="auto"/>
             </w:tcBorders>
-            <w:shd w:val="clear" w:color="auto" w:fill="auto"/>
             <w:noWrap/>
             <w:vAlign w:val="center"/>
             <w:hideMark/>
@@ -8846,7 +8850,6 @@
               <w:bottom w:val="single" w:sz="4" w:space="0" w:color="auto"/>
               <w:right w:val="single" w:sz="4" w:space="0" w:color="auto"/>
             </w:tcBorders>
-            <w:shd w:val="clear" w:color="auto" w:fill="auto"/>
             <w:vAlign w:val="center"/>
             <w:hideMark/>
           </w:tcPr>
@@ -8876,7 +8879,6 @@
               <w:bottom w:val="single" w:sz="4" w:space="0" w:color="auto"/>
               <w:right w:val="single" w:sz="4" w:space="0" w:color="auto"/>
             </w:tcBorders>
-            <w:shd w:val="clear" w:color="auto" w:fill="auto"/>
             <w:noWrap/>
             <w:vAlign w:val="center"/>
           </w:tcPr>
@@ -8901,7 +8903,6 @@
               <w:bottom w:val="single" w:sz="4" w:space="0" w:color="auto"/>
               <w:right w:val="single" w:sz="4" w:space="0" w:color="auto"/>
             </w:tcBorders>
-            <w:shd w:val="clear" w:color="auto" w:fill="auto"/>
             <w:noWrap/>
             <w:vAlign w:val="center"/>
             <w:hideMark/>
@@ -8927,7 +8928,6 @@
               <w:bottom w:val="single" w:sz="4" w:space="0" w:color="auto"/>
               <w:right w:val="single" w:sz="4" w:space="0" w:color="auto"/>
             </w:tcBorders>
-            <w:shd w:val="clear" w:color="auto" w:fill="auto"/>
             <w:vAlign w:val="center"/>
             <w:hideMark/>
           </w:tcPr>
@@ -8957,7 +8957,6 @@
               <w:bottom w:val="single" w:sz="4" w:space="0" w:color="auto"/>
               <w:right w:val="single" w:sz="4" w:space="0" w:color="auto"/>
             </w:tcBorders>
-            <w:shd w:val="clear" w:color="auto" w:fill="auto"/>
             <w:noWrap/>
             <w:vAlign w:val="center"/>
           </w:tcPr>
@@ -8982,7 +8981,6 @@
               <w:bottom w:val="single" w:sz="4" w:space="0" w:color="auto"/>
               <w:right w:val="single" w:sz="4" w:space="0" w:color="auto"/>
             </w:tcBorders>
-            <w:shd w:val="clear" w:color="auto" w:fill="auto"/>
             <w:noWrap/>
             <w:vAlign w:val="center"/>
             <w:hideMark/>
@@ -9008,7 +9006,6 @@
               <w:bottom w:val="single" w:sz="4" w:space="0" w:color="auto"/>
               <w:right w:val="single" w:sz="4" w:space="0" w:color="auto"/>
             </w:tcBorders>
-            <w:shd w:val="clear" w:color="auto" w:fill="auto"/>
             <w:vAlign w:val="center"/>
             <w:hideMark/>
           </w:tcPr>
@@ -9050,7 +9047,6 @@
               <w:bottom w:val="single" w:sz="4" w:space="0" w:color="auto"/>
               <w:right w:val="single" w:sz="4" w:space="0" w:color="auto"/>
             </w:tcBorders>
-            <w:shd w:val="clear" w:color="auto" w:fill="auto"/>
             <w:noWrap/>
             <w:vAlign w:val="center"/>
           </w:tcPr>
@@ -9075,7 +9071,6 @@
               <w:bottom w:val="single" w:sz="4" w:space="0" w:color="auto"/>
               <w:right w:val="single" w:sz="4" w:space="0" w:color="auto"/>
             </w:tcBorders>
-            <w:shd w:val="clear" w:color="auto" w:fill="auto"/>
             <w:noWrap/>
             <w:vAlign w:val="center"/>
             <w:hideMark/>
@@ -9101,7 +9096,6 @@
               <w:bottom w:val="single" w:sz="4" w:space="0" w:color="auto"/>
               <w:right w:val="single" w:sz="4" w:space="0" w:color="auto"/>
             </w:tcBorders>
-            <w:shd w:val="clear" w:color="auto" w:fill="auto"/>
             <w:vAlign w:val="center"/>
             <w:hideMark/>
           </w:tcPr>
@@ -9131,7 +9125,6 @@
               <w:bottom w:val="single" w:sz="4" w:space="0" w:color="auto"/>
               <w:right w:val="single" w:sz="4" w:space="0" w:color="auto"/>
             </w:tcBorders>
-            <w:shd w:val="clear" w:color="auto" w:fill="auto"/>
             <w:noWrap/>
             <w:vAlign w:val="center"/>
           </w:tcPr>
@@ -9156,7 +9149,6 @@
               <w:bottom w:val="single" w:sz="4" w:space="0" w:color="auto"/>
               <w:right w:val="single" w:sz="4" w:space="0" w:color="auto"/>
             </w:tcBorders>
-            <w:shd w:val="clear" w:color="auto" w:fill="auto"/>
             <w:noWrap/>
             <w:vAlign w:val="center"/>
             <w:hideMark/>
@@ -9182,7 +9174,6 @@
               <w:bottom w:val="single" w:sz="4" w:space="0" w:color="auto"/>
               <w:right w:val="single" w:sz="4" w:space="0" w:color="auto"/>
             </w:tcBorders>
-            <w:shd w:val="clear" w:color="auto" w:fill="auto"/>
             <w:vAlign w:val="center"/>
             <w:hideMark/>
           </w:tcPr>
@@ -9224,7 +9215,6 @@
               <w:bottom w:val="single" w:sz="4" w:space="0" w:color="auto"/>
               <w:right w:val="single" w:sz="4" w:space="0" w:color="auto"/>
             </w:tcBorders>
-            <w:shd w:val="clear" w:color="auto" w:fill="auto"/>
             <w:noWrap/>
             <w:vAlign w:val="center"/>
           </w:tcPr>
@@ -9249,7 +9239,6 @@
               <w:bottom w:val="single" w:sz="4" w:space="0" w:color="auto"/>
               <w:right w:val="single" w:sz="4" w:space="0" w:color="auto"/>
             </w:tcBorders>
-            <w:shd w:val="clear" w:color="auto" w:fill="auto"/>
             <w:noWrap/>
             <w:vAlign w:val="center"/>
             <w:hideMark/>
@@ -9275,7 +9264,6 @@
               <w:bottom w:val="single" w:sz="4" w:space="0" w:color="auto"/>
               <w:right w:val="single" w:sz="4" w:space="0" w:color="auto"/>
             </w:tcBorders>
-            <w:shd w:val="clear" w:color="auto" w:fill="auto"/>
             <w:vAlign w:val="center"/>
             <w:hideMark/>
           </w:tcPr>
@@ -9305,7 +9293,6 @@
               <w:bottom w:val="single" w:sz="4" w:space="0" w:color="auto"/>
               <w:right w:val="single" w:sz="4" w:space="0" w:color="auto"/>
             </w:tcBorders>
-            <w:shd w:val="clear" w:color="auto" w:fill="auto"/>
             <w:noWrap/>
             <w:vAlign w:val="center"/>
           </w:tcPr>
@@ -9330,7 +9317,6 @@
               <w:bottom w:val="single" w:sz="4" w:space="0" w:color="auto"/>
               <w:right w:val="single" w:sz="4" w:space="0" w:color="auto"/>
             </w:tcBorders>
-            <w:shd w:val="clear" w:color="auto" w:fill="auto"/>
             <w:noWrap/>
             <w:vAlign w:val="center"/>
             <w:hideMark/>
@@ -9356,7 +9342,6 @@
               <w:bottom w:val="single" w:sz="4" w:space="0" w:color="auto"/>
               <w:right w:val="single" w:sz="4" w:space="0" w:color="auto"/>
             </w:tcBorders>
-            <w:shd w:val="clear" w:color="auto" w:fill="auto"/>
             <w:vAlign w:val="center"/>
             <w:hideMark/>
           </w:tcPr>
@@ -9386,7 +9371,6 @@
               <w:bottom w:val="single" w:sz="4" w:space="0" w:color="auto"/>
               <w:right w:val="single" w:sz="4" w:space="0" w:color="auto"/>
             </w:tcBorders>
-            <w:shd w:val="clear" w:color="auto" w:fill="auto"/>
             <w:noWrap/>
             <w:vAlign w:val="center"/>
           </w:tcPr>
@@ -9411,7 +9395,6 @@
               <w:bottom w:val="single" w:sz="4" w:space="0" w:color="auto"/>
               <w:right w:val="single" w:sz="4" w:space="0" w:color="auto"/>
             </w:tcBorders>
-            <w:shd w:val="clear" w:color="auto" w:fill="auto"/>
             <w:noWrap/>
             <w:vAlign w:val="center"/>
             <w:hideMark/>
@@ -9437,7 +9420,6 @@
               <w:bottom w:val="single" w:sz="4" w:space="0" w:color="auto"/>
               <w:right w:val="single" w:sz="4" w:space="0" w:color="auto"/>
             </w:tcBorders>
-            <w:shd w:val="clear" w:color="auto" w:fill="auto"/>
             <w:vAlign w:val="center"/>
             <w:hideMark/>
           </w:tcPr>
@@ -9467,7 +9449,6 @@
               <w:bottom w:val="single" w:sz="4" w:space="0" w:color="auto"/>
               <w:right w:val="single" w:sz="4" w:space="0" w:color="auto"/>
             </w:tcBorders>
-            <w:shd w:val="clear" w:color="auto" w:fill="auto"/>
             <w:noWrap/>
             <w:vAlign w:val="center"/>
           </w:tcPr>
@@ -9492,7 +9473,6 @@
               <w:bottom w:val="single" w:sz="4" w:space="0" w:color="auto"/>
               <w:right w:val="single" w:sz="4" w:space="0" w:color="auto"/>
             </w:tcBorders>
-            <w:shd w:val="clear" w:color="auto" w:fill="auto"/>
             <w:noWrap/>
             <w:vAlign w:val="center"/>
             <w:hideMark/>
@@ -9518,7 +9498,6 @@
               <w:bottom w:val="single" w:sz="4" w:space="0" w:color="auto"/>
               <w:right w:val="single" w:sz="4" w:space="0" w:color="auto"/>
             </w:tcBorders>
-            <w:shd w:val="clear" w:color="auto" w:fill="auto"/>
             <w:vAlign w:val="center"/>
             <w:hideMark/>
           </w:tcPr>
@@ -9548,7 +9527,6 @@
               <w:bottom w:val="single" w:sz="4" w:space="0" w:color="auto"/>
               <w:right w:val="single" w:sz="4" w:space="0" w:color="auto"/>
             </w:tcBorders>
-            <w:shd w:val="clear" w:color="auto" w:fill="auto"/>
             <w:noWrap/>
             <w:vAlign w:val="center"/>
           </w:tcPr>
@@ -9573,7 +9551,6 @@
               <w:bottom w:val="single" w:sz="4" w:space="0" w:color="auto"/>
               <w:right w:val="single" w:sz="4" w:space="0" w:color="auto"/>
             </w:tcBorders>
-            <w:shd w:val="clear" w:color="auto" w:fill="auto"/>
             <w:noWrap/>
             <w:vAlign w:val="center"/>
             <w:hideMark/>
@@ -9599,7 +9576,6 @@
               <w:bottom w:val="single" w:sz="4" w:space="0" w:color="auto"/>
               <w:right w:val="single" w:sz="4" w:space="0" w:color="auto"/>
             </w:tcBorders>
-            <w:shd w:val="clear" w:color="auto" w:fill="auto"/>
             <w:vAlign w:val="center"/>
             <w:hideMark/>
           </w:tcPr>
@@ -9629,18 +9605,18 @@
               <w:bottom w:val="single" w:sz="4" w:space="0" w:color="auto"/>
               <w:right w:val="single" w:sz="4" w:space="0" w:color="auto"/>
             </w:tcBorders>
-            <w:shd w:val="clear" w:color="auto" w:fill="auto"/>
-            <w:noWrap/>
-            <w:vAlign w:val="center"/>
-          </w:tcPr>
-          <w:p>
-            <w:pPr>
-              <w:pStyle w:val="aff9"/>
-            </w:pPr>
-            <w:r>
-              <w:rPr>
-                <w:rFonts w:hint="eastAsia"/>
-              </w:rPr>
+            <w:noWrap/>
+            <w:vAlign w:val="center"/>
+          </w:tcPr>
+          <w:p>
+            <w:pPr>
+              <w:pStyle w:val="aff9"/>
+            </w:pPr>
+            <w:r>
+              <w:rPr>
+                <w:rFonts w:hint="eastAsia"/>
+              </w:rPr>
+              <w:lastRenderedPageBreak/>
               <w:t>1505</w:t>
             </w:r>
           </w:p>
@@ -9654,7 +9630,6 @@
               <w:bottom w:val="single" w:sz="4" w:space="0" w:color="auto"/>
               <w:right w:val="single" w:sz="4" w:space="0" w:color="auto"/>
             </w:tcBorders>
-            <w:shd w:val="clear" w:color="auto" w:fill="auto"/>
             <w:noWrap/>
             <w:vAlign w:val="center"/>
             <w:hideMark/>
@@ -9680,7 +9655,6 @@
               <w:bottom w:val="single" w:sz="4" w:space="0" w:color="auto"/>
               <w:right w:val="single" w:sz="4" w:space="0" w:color="auto"/>
             </w:tcBorders>
-            <w:shd w:val="clear" w:color="auto" w:fill="auto"/>
             <w:vAlign w:val="center"/>
             <w:hideMark/>
           </w:tcPr>
@@ -9710,7 +9684,6 @@
               <w:bottom w:val="single" w:sz="4" w:space="0" w:color="auto"/>
               <w:right w:val="single" w:sz="4" w:space="0" w:color="auto"/>
             </w:tcBorders>
-            <w:shd w:val="clear" w:color="auto" w:fill="auto"/>
             <w:noWrap/>
             <w:vAlign w:val="center"/>
           </w:tcPr>
@@ -9735,7 +9708,6 @@
               <w:bottom w:val="single" w:sz="4" w:space="0" w:color="auto"/>
               <w:right w:val="single" w:sz="4" w:space="0" w:color="auto"/>
             </w:tcBorders>
-            <w:shd w:val="clear" w:color="auto" w:fill="auto"/>
             <w:noWrap/>
             <w:vAlign w:val="center"/>
             <w:hideMark/>
@@ -9761,7 +9733,6 @@
               <w:bottom w:val="single" w:sz="4" w:space="0" w:color="auto"/>
               <w:right w:val="single" w:sz="4" w:space="0" w:color="auto"/>
             </w:tcBorders>
-            <w:shd w:val="clear" w:color="auto" w:fill="auto"/>
             <w:vAlign w:val="center"/>
             <w:hideMark/>
           </w:tcPr>
@@ -9815,7 +9786,6 @@
               <w:bottom w:val="single" w:sz="4" w:space="0" w:color="auto"/>
               <w:right w:val="single" w:sz="4" w:space="0" w:color="auto"/>
             </w:tcBorders>
-            <w:shd w:val="clear" w:color="auto" w:fill="auto"/>
             <w:noWrap/>
             <w:vAlign w:val="center"/>
           </w:tcPr>
@@ -9840,7 +9810,6 @@
               <w:bottom w:val="single" w:sz="4" w:space="0" w:color="auto"/>
               <w:right w:val="single" w:sz="4" w:space="0" w:color="auto"/>
             </w:tcBorders>
-            <w:shd w:val="clear" w:color="auto" w:fill="auto"/>
             <w:noWrap/>
             <w:vAlign w:val="center"/>
             <w:hideMark/>
@@ -9866,7 +9835,6 @@
               <w:bottom w:val="single" w:sz="4" w:space="0" w:color="auto"/>
               <w:right w:val="single" w:sz="4" w:space="0" w:color="auto"/>
             </w:tcBorders>
-            <w:shd w:val="clear" w:color="auto" w:fill="auto"/>
             <w:vAlign w:val="center"/>
             <w:hideMark/>
           </w:tcPr>
@@ -9896,7 +9864,6 @@
               <w:bottom w:val="single" w:sz="4" w:space="0" w:color="auto"/>
               <w:right w:val="single" w:sz="4" w:space="0" w:color="auto"/>
             </w:tcBorders>
-            <w:shd w:val="clear" w:color="auto" w:fill="auto"/>
             <w:noWrap/>
             <w:vAlign w:val="center"/>
           </w:tcPr>
@@ -9921,7 +9888,6 @@
               <w:bottom w:val="single" w:sz="4" w:space="0" w:color="auto"/>
               <w:right w:val="single" w:sz="4" w:space="0" w:color="auto"/>
             </w:tcBorders>
-            <w:shd w:val="clear" w:color="auto" w:fill="auto"/>
             <w:noWrap/>
             <w:vAlign w:val="center"/>
             <w:hideMark/>
@@ -9947,7 +9913,6 @@
               <w:bottom w:val="single" w:sz="4" w:space="0" w:color="auto"/>
               <w:right w:val="single" w:sz="4" w:space="0" w:color="auto"/>
             </w:tcBorders>
-            <w:shd w:val="clear" w:color="auto" w:fill="auto"/>
             <w:vAlign w:val="center"/>
             <w:hideMark/>
           </w:tcPr>
@@ -9977,7 +9942,6 @@
               <w:bottom w:val="single" w:sz="4" w:space="0" w:color="auto"/>
               <w:right w:val="single" w:sz="4" w:space="0" w:color="auto"/>
             </w:tcBorders>
-            <w:shd w:val="clear" w:color="auto" w:fill="auto"/>
             <w:noWrap/>
             <w:vAlign w:val="center"/>
           </w:tcPr>
@@ -10002,7 +9966,6 @@
               <w:bottom w:val="single" w:sz="4" w:space="0" w:color="auto"/>
               <w:right w:val="single" w:sz="4" w:space="0" w:color="auto"/>
             </w:tcBorders>
-            <w:shd w:val="clear" w:color="auto" w:fill="auto"/>
             <w:noWrap/>
             <w:vAlign w:val="center"/>
             <w:hideMark/>
@@ -10028,7 +9991,6 @@
               <w:bottom w:val="single" w:sz="4" w:space="0" w:color="auto"/>
               <w:right w:val="single" w:sz="4" w:space="0" w:color="auto"/>
             </w:tcBorders>
-            <w:shd w:val="clear" w:color="auto" w:fill="auto"/>
             <w:vAlign w:val="center"/>
             <w:hideMark/>
           </w:tcPr>
@@ -10058,7 +10020,6 @@
               <w:bottom w:val="single" w:sz="4" w:space="0" w:color="auto"/>
               <w:right w:val="single" w:sz="4" w:space="0" w:color="auto"/>
             </w:tcBorders>
-            <w:shd w:val="clear" w:color="auto" w:fill="auto"/>
             <w:noWrap/>
             <w:vAlign w:val="center"/>
           </w:tcPr>
@@ -10083,7 +10044,6 @@
               <w:bottom w:val="single" w:sz="4" w:space="0" w:color="auto"/>
               <w:right w:val="single" w:sz="4" w:space="0" w:color="auto"/>
             </w:tcBorders>
-            <w:shd w:val="clear" w:color="auto" w:fill="auto"/>
             <w:noWrap/>
             <w:vAlign w:val="center"/>
             <w:hideMark/>
@@ -10109,7 +10069,6 @@
               <w:bottom w:val="single" w:sz="4" w:space="0" w:color="auto"/>
               <w:right w:val="single" w:sz="4" w:space="0" w:color="auto"/>
             </w:tcBorders>
-            <w:shd w:val="clear" w:color="auto" w:fill="auto"/>
             <w:vAlign w:val="center"/>
             <w:hideMark/>
           </w:tcPr>
@@ -10139,7 +10098,6 @@
               <w:bottom w:val="single" w:sz="4" w:space="0" w:color="auto"/>
               <w:right w:val="single" w:sz="4" w:space="0" w:color="auto"/>
             </w:tcBorders>
-            <w:shd w:val="clear" w:color="auto" w:fill="auto"/>
             <w:noWrap/>
             <w:vAlign w:val="center"/>
           </w:tcPr>
@@ -10164,7 +10122,6 @@
               <w:bottom w:val="single" w:sz="4" w:space="0" w:color="auto"/>
               <w:right w:val="single" w:sz="4" w:space="0" w:color="auto"/>
             </w:tcBorders>
-            <w:shd w:val="clear" w:color="auto" w:fill="auto"/>
             <w:noWrap/>
             <w:vAlign w:val="center"/>
             <w:hideMark/>
@@ -10190,7 +10147,6 @@
               <w:bottom w:val="single" w:sz="4" w:space="0" w:color="auto"/>
               <w:right w:val="single" w:sz="4" w:space="0" w:color="auto"/>
             </w:tcBorders>
-            <w:shd w:val="clear" w:color="auto" w:fill="auto"/>
             <w:vAlign w:val="center"/>
             <w:hideMark/>
           </w:tcPr>
@@ -10220,7 +10176,6 @@
               <w:bottom w:val="single" w:sz="4" w:space="0" w:color="auto"/>
               <w:right w:val="single" w:sz="4" w:space="0" w:color="auto"/>
             </w:tcBorders>
-            <w:shd w:val="clear" w:color="auto" w:fill="auto"/>
             <w:noWrap/>
             <w:vAlign w:val="center"/>
           </w:tcPr>
@@ -10245,7 +10200,6 @@
               <w:bottom w:val="single" w:sz="4" w:space="0" w:color="auto"/>
               <w:right w:val="single" w:sz="4" w:space="0" w:color="auto"/>
             </w:tcBorders>
-            <w:shd w:val="clear" w:color="auto" w:fill="auto"/>
             <w:noWrap/>
             <w:vAlign w:val="center"/>
             <w:hideMark/>
@@ -10271,7 +10225,6 @@
               <w:bottom w:val="single" w:sz="4" w:space="0" w:color="auto"/>
               <w:right w:val="single" w:sz="4" w:space="0" w:color="auto"/>
             </w:tcBorders>
-            <w:shd w:val="clear" w:color="auto" w:fill="auto"/>
             <w:vAlign w:val="center"/>
             <w:hideMark/>
           </w:tcPr>
@@ -10301,7 +10254,6 @@
               <w:bottom w:val="single" w:sz="4" w:space="0" w:color="auto"/>
               <w:right w:val="single" w:sz="4" w:space="0" w:color="auto"/>
             </w:tcBorders>
-            <w:shd w:val="clear" w:color="auto" w:fill="auto"/>
             <w:noWrap/>
             <w:vAlign w:val="center"/>
           </w:tcPr>
@@ -10326,7 +10278,6 @@
               <w:bottom w:val="single" w:sz="4" w:space="0" w:color="auto"/>
               <w:right w:val="single" w:sz="4" w:space="0" w:color="auto"/>
             </w:tcBorders>
-            <w:shd w:val="clear" w:color="auto" w:fill="auto"/>
             <w:noWrap/>
             <w:vAlign w:val="center"/>
             <w:hideMark/>
@@ -10352,7 +10303,6 @@
               <w:bottom w:val="single" w:sz="4" w:space="0" w:color="auto"/>
               <w:right w:val="single" w:sz="4" w:space="0" w:color="auto"/>
             </w:tcBorders>
-            <w:shd w:val="clear" w:color="auto" w:fill="auto"/>
             <w:vAlign w:val="center"/>
             <w:hideMark/>
           </w:tcPr>
@@ -10382,19 +10332,17 @@
               <w:bottom w:val="single" w:sz="4" w:space="0" w:color="auto"/>
               <w:right w:val="single" w:sz="4" w:space="0" w:color="auto"/>
             </w:tcBorders>
-            <w:shd w:val="clear" w:color="auto" w:fill="auto"/>
-            <w:noWrap/>
-            <w:vAlign w:val="center"/>
-          </w:tcPr>
-          <w:p>
-            <w:pPr>
-              <w:pStyle w:val="aff9"/>
-            </w:pPr>
-            <w:r>
-              <w:rPr>
-                <w:rFonts w:hint="eastAsia"/>
-              </w:rPr>
-              <w:lastRenderedPageBreak/>
+            <w:noWrap/>
+            <w:vAlign w:val="center"/>
+          </w:tcPr>
+          <w:p>
+            <w:pPr>
+              <w:pStyle w:val="aff9"/>
+            </w:pPr>
+            <w:r>
+              <w:rPr>
+                <w:rFonts w:hint="eastAsia"/>
+              </w:rPr>
               <w:t>2202</w:t>
             </w:r>
           </w:p>
@@ -10408,7 +10356,6 @@
               <w:bottom w:val="single" w:sz="4" w:space="0" w:color="auto"/>
               <w:right w:val="single" w:sz="4" w:space="0" w:color="auto"/>
             </w:tcBorders>
-            <w:shd w:val="clear" w:color="auto" w:fill="auto"/>
             <w:noWrap/>
             <w:vAlign w:val="center"/>
             <w:hideMark/>
@@ -10434,7 +10381,6 @@
               <w:bottom w:val="single" w:sz="4" w:space="0" w:color="auto"/>
               <w:right w:val="single" w:sz="4" w:space="0" w:color="auto"/>
             </w:tcBorders>
-            <w:shd w:val="clear" w:color="auto" w:fill="auto"/>
             <w:vAlign w:val="center"/>
             <w:hideMark/>
           </w:tcPr>
@@ -10464,7 +10410,6 @@
               <w:bottom w:val="single" w:sz="4" w:space="0" w:color="auto"/>
               <w:right w:val="single" w:sz="4" w:space="0" w:color="auto"/>
             </w:tcBorders>
-            <w:shd w:val="clear" w:color="auto" w:fill="auto"/>
             <w:noWrap/>
             <w:vAlign w:val="center"/>
           </w:tcPr>
@@ -10489,7 +10434,6 @@
               <w:bottom w:val="single" w:sz="4" w:space="0" w:color="auto"/>
               <w:right w:val="single" w:sz="4" w:space="0" w:color="auto"/>
             </w:tcBorders>
-            <w:shd w:val="clear" w:color="auto" w:fill="auto"/>
             <w:noWrap/>
             <w:vAlign w:val="center"/>
             <w:hideMark/>
@@ -10515,7 +10459,6 @@
               <w:bottom w:val="single" w:sz="4" w:space="0" w:color="auto"/>
               <w:right w:val="single" w:sz="4" w:space="0" w:color="auto"/>
             </w:tcBorders>
-            <w:shd w:val="clear" w:color="auto" w:fill="auto"/>
             <w:vAlign w:val="center"/>
             <w:hideMark/>
           </w:tcPr>
@@ -10545,7 +10488,6 @@
               <w:bottom w:val="single" w:sz="4" w:space="0" w:color="auto"/>
               <w:right w:val="single" w:sz="4" w:space="0" w:color="auto"/>
             </w:tcBorders>
-            <w:shd w:val="clear" w:color="auto" w:fill="auto"/>
             <w:noWrap/>
             <w:vAlign w:val="center"/>
           </w:tcPr>
@@ -10570,7 +10512,6 @@
               <w:bottom w:val="single" w:sz="4" w:space="0" w:color="auto"/>
               <w:right w:val="single" w:sz="4" w:space="0" w:color="auto"/>
             </w:tcBorders>
-            <w:shd w:val="clear" w:color="auto" w:fill="auto"/>
             <w:noWrap/>
             <w:vAlign w:val="center"/>
             <w:hideMark/>
@@ -10596,7 +10537,6 @@
               <w:bottom w:val="single" w:sz="4" w:space="0" w:color="auto"/>
               <w:right w:val="single" w:sz="4" w:space="0" w:color="auto"/>
             </w:tcBorders>
-            <w:shd w:val="clear" w:color="auto" w:fill="auto"/>
             <w:vAlign w:val="center"/>
             <w:hideMark/>
           </w:tcPr>
@@ -10615,67 +10555,61 @@
       </w:tr>
     </w:tbl>
     <w:p>
-      <w:pPr>
-        <w:pStyle w:val="a1"/>
-        <w:ind w:firstLine="240"/>
-      </w:pPr>
+      <w:r>
+        <w:rPr>
+          <w:rFonts w:hint="eastAsia"/>
+        </w:rPr>
+        <w:t>上記以外のPOIコードは、</w:t>
+      </w:r>
+      <w:r>
+        <w:rPr>
+          <w:rFonts w:hint="eastAsia"/>
+        </w:rPr>
+        <w:t>別添の「</w:t>
+      </w:r>
+      <w:r>
+        <w:t>491-3-1_POIコード表.xlsx</w:t>
+      </w:r>
+      <w:r>
+        <w:rPr>
+          <w:rFonts w:hint="eastAsia"/>
+        </w:rPr>
+        <w:t>」</w:t>
+      </w:r>
+      <w:r>
+        <w:rPr>
+          <w:rFonts w:hint="eastAsia"/>
+        </w:rPr>
+        <w:t>、および解説書として</w:t>
+      </w:r>
+      <w:r>
+        <w:rPr>
+          <w:rFonts w:hint="eastAsia"/>
+        </w:rPr>
+        <w:t>「</w:t>
+      </w:r>
+      <w:r>
+        <w:t>491-3_コード_POIコード.docx</w:t>
+      </w:r>
+      <w:r>
+        <w:rPr>
+          <w:rFonts w:hint="eastAsia"/>
+        </w:rPr>
+        <w:t>」</w:t>
+      </w:r>
+      <w:r>
+        <w:rPr>
+          <w:rFonts w:hint="eastAsia"/>
+        </w:rPr>
+        <w:t>を参照してください。</w:t>
+      </w:r>
     </w:p>
     <w:p>
-      <w:r>
-        <w:rPr>
-          <w:rFonts w:hint="eastAsia"/>
-        </w:rPr>
-        <w:t>上記以外のPOIコードは、</w:t>
-      </w:r>
-      <w:r>
-        <w:rPr>
-          <w:rFonts w:hint="eastAsia"/>
-        </w:rPr>
-        <w:t>別添の「</w:t>
-      </w:r>
-      <w:r>
-        <w:t>491-3-1_POIコード表.xlsx</w:t>
-      </w:r>
-      <w:r>
-        <w:rPr>
-          <w:rFonts w:hint="eastAsia"/>
-        </w:rPr>
-        <w:t>」</w:t>
-      </w:r>
-      <w:r>
-        <w:rPr>
-          <w:rFonts w:hint="eastAsia"/>
-        </w:rPr>
-        <w:t>、および解説書として</w:t>
-      </w:r>
-      <w:r>
-        <w:rPr>
-          <w:rFonts w:hint="eastAsia"/>
-        </w:rPr>
-        <w:t>「</w:t>
-      </w:r>
-      <w:r>
-        <w:t>491-3_コード_POIコード.docx</w:t>
-      </w:r>
-      <w:r>
-        <w:rPr>
-          <w:rFonts w:hint="eastAsia"/>
-        </w:rPr>
-        <w:t>」</w:t>
-      </w:r>
-      <w:r>
-        <w:rPr>
-          <w:rFonts w:hint="eastAsia"/>
-        </w:rPr>
-        <w:t>を参照してください。</w:t>
-      </w:r>
-    </w:p>
-    <w:p>
       <w:pPr>
         <w:pStyle w:val="1"/>
       </w:pPr>
       <w:bookmarkStart w:id="31" w:name="_Toc96970744"/>
-      <w:bookmarkStart w:id="32" w:name="_Toc189558328"/>
+      <w:bookmarkStart w:id="32" w:name="_Toc231574196"/>
       <w:bookmarkStart w:id="33" w:name="_Toc95160603"/>
       <w:bookmarkStart w:id="34" w:name="_Toc96111115"/>
       <w:bookmarkStart w:id="35" w:name="_Toc96113868"/>
@@ -10697,7 +10631,13 @@
         <w:t>全体概要図として掲載したクラス図について、大きなサイズのものは別添の「</w:t>
       </w:r>
       <w:r>
-        <w:t>451-7-1_行政サービス拠点・支援機関等データモデル_クラス図.pdf</w:t>
+        <w:t>451-7-1_行政サービス拠点・支援機関等データモデル_クラス図.</w:t>
+      </w:r>
+      <w:r>
+        <w:rPr>
+          <w:rFonts w:hint="eastAsia"/>
+        </w:rPr>
+        <w:t>svg</w:t>
       </w:r>
       <w:r>
         <w:rPr>
@@ -10736,7 +10676,7 @@
       <w:pPr>
         <w:pStyle w:val="1"/>
       </w:pPr>
-      <w:bookmarkStart w:id="37" w:name="_Toc189558329"/>
+      <w:bookmarkStart w:id="37" w:name="_Toc231574197"/>
       <w:r>
         <w:rPr>
           <w:rFonts w:hint="eastAsia"/>
@@ -10870,6 +10810,107 @@
                 <w:sz w:val="18"/>
                 <w:szCs w:val="18"/>
               </w:rPr>
+              <w:t>2026年</w:t>
+            </w:r>
+            <w:r>
+              <w:rPr>
+                <w:rFonts w:hint="eastAsia"/>
+                <w:sz w:val="18"/>
+                <w:szCs w:val="18"/>
+              </w:rPr>
+              <w:t>10</w:t>
+            </w:r>
+            <w:r>
+              <w:rPr>
+                <w:rFonts w:hint="eastAsia"/>
+                <w:sz w:val="18"/>
+                <w:szCs w:val="18"/>
+              </w:rPr>
+              <w:t>月</w:t>
+            </w:r>
+            <w:r>
+              <w:rPr>
+                <w:rFonts w:hint="eastAsia"/>
+                <w:sz w:val="18"/>
+                <w:szCs w:val="18"/>
+              </w:rPr>
+              <w:t>06</w:t>
+            </w:r>
+            <w:r>
+              <w:rPr>
+                <w:rFonts w:hint="eastAsia"/>
+                <w:sz w:val="18"/>
+                <w:szCs w:val="18"/>
+              </w:rPr>
+              <w:t>日</w:t>
+            </w:r>
+          </w:p>
+        </w:tc>
+        <w:tc>
+          <w:tcPr>
+            <w:tcW w:w="1843" w:type="dxa"/>
+          </w:tcPr>
+          <w:p>
+            <w:pPr>
+              <w:ind w:leftChars="0" w:left="0" w:firstLine="0"/>
+              <w:rPr>
+                <w:sz w:val="18"/>
+                <w:szCs w:val="18"/>
+              </w:rPr>
+            </w:pPr>
+            <w:r>
+              <w:rPr>
+                <w:rFonts w:hint="eastAsia"/>
+                <w:sz w:val="18"/>
+                <w:szCs w:val="18"/>
+              </w:rPr>
+              <w:t>3データモデル</w:t>
+            </w:r>
+          </w:p>
+        </w:tc>
+        <w:tc>
+          <w:tcPr>
+            <w:tcW w:w="4388" w:type="dxa"/>
+          </w:tcPr>
+          <w:p>
+            <w:pPr>
+              <w:ind w:leftChars="0" w:left="0" w:firstLine="0"/>
+              <w:rPr>
+                <w:sz w:val="18"/>
+                <w:szCs w:val="18"/>
+              </w:rPr>
+            </w:pPr>
+            <w:r>
+              <w:rPr>
+                <w:rFonts w:hint="eastAsia"/>
+                <w:sz w:val="18"/>
+                <w:szCs w:val="18"/>
+              </w:rPr>
+              <w:t>クラス図を更新</w:t>
+            </w:r>
+          </w:p>
+        </w:tc>
+      </w:tr>
+      <w:tr>
+        <w:tc>
+          <w:tcPr>
+            <w:tcW w:w="1903" w:type="dxa"/>
+          </w:tcPr>
+          <w:p>
+            <w:pPr>
+              <w:ind w:leftChars="0" w:left="0" w:firstLine="0"/>
+              <w:jc w:val="center"/>
+              <w:rPr>
+                <w:sz w:val="18"/>
+                <w:szCs w:val="18"/>
+              </w:rPr>
+            </w:pPr>
+            <w:r>
+              <w:rPr>
+                <w:rFonts w:hint="eastAsia"/>
+                <w:sz w:val="18"/>
+                <w:szCs w:val="18"/>
+              </w:rPr>
               <w:t>2025年</w:t>
             </w:r>
             <w:r>
@@ -11172,8 +11213,8 @@
       </w:pPr>
     </w:p>
     <w:sectPr>
-      <w:headerReference w:type="default" r:id="rId11"/>
-      <w:footerReference w:type="default" r:id="rId12"/>
+      <w:headerReference w:type="default" r:id="rId14"/>
+      <w:footerReference w:type="default" r:id="rId15"/>
       <w:pgSz w:w="11906" w:h="16838"/>
       <w:pgMar w:top="1985" w:right="1701" w:bottom="1701" w:left="1701" w:header="851" w:footer="992" w:gutter="0"/>
       <w:cols w:space="425"/>
@@ -11184,7 +11225,7 @@
 </file>
 
 <file path=word/endnotes.xml><?xml version="1.0" encoding="utf-8"?>
-<w:endnotes xmlns:wpc="http://schemas.microsoft.com/office/word/2010/wordprocessingCanvas" xmlns:cx="http://schemas.microsoft.com/office/drawing/2014/chartex" xmlns:cx1="http://schemas.microsoft.com/office/drawing/2015/9/8/chartex" xmlns:cx2="http://schemas.microsoft.com/office/drawing/2015/10/21/chartex" xmlns:cx3="http://schemas.microsoft.com/office/drawing/2016/5/9/chartex" xmlns:cx4="http://schemas.microsoft.com/office/drawing/2016/5/10/chartex" xmlns:cx5="http://schemas.microsoft.com/office/drawing/2016/5/11/chartex" xmlns:cx6="http://schemas.microsoft.com/office/drawing/2016/5/12/chartex" xmlns:cx7="http://schemas.microsoft.com/office/drawing/2016/5/13/chartex" xmlns:cx8="http://schemas.microsoft.com/office/drawing/2016/5/14/chartex" xmlns:mc="http://schemas.openxmlformats.org/markup-compatibility/2006" xmlns:aink="http://schemas.microsoft.com/office/drawing/2016/ink" xmlns:am3d="http://schemas.microsoft.com/office/drawing/2017/model3d" xmlns:o="urn:schemas-microsoft-com:office:office" xmlns:oel="http://schemas.microsoft.com/office/2019/extlst" xmlns:r="http://schemas.openxmlformats.org/officeDocument/2006/relationships" xmlns:m="http://schemas.openxmlformats.org/officeDocument/2006/math" xmlns:v="urn:schemas-microsoft-com:vml" xmlns:wp14="http://schemas.microsoft.com/office/word/2010/wordprocessingDrawing" xmlns:wp="http://schemas.openxmlformats.org/drawingml/2006/wordprocessingDrawing" xmlns:w10="urn:schemas-microsoft-com:office:word" xmlns:w="http://schemas.openxmlformats.org/wordprocessingml/2006/main" xmlns:w14="http://schemas.microsoft.com/office/word/2010/wordml" xmlns:w15="http://schemas.microsoft.com/office/word/2012/wordml" xmlns:w16cex="http://schemas.microsoft.com/office/word/2018/wordml/cex" xmlns:w16cid="http://schemas.microsoft.com/office/word/2016/wordml/cid" xmlns:w16="http://schemas.microsoft.com/office/word/2018/wordml" xmlns:w16sdtdh="http://schemas.microsoft.com/office/word/2020/wordml/sdtdatahash" xmlns:w16se="http://schemas.microsoft.com/office/word/2015/wordml/symex" xmlns:wpg="http://schemas.microsoft.com/office/word/2010/wordprocessingGroup" xmlns:wpi="http://schemas.microsoft.com/office/word/2010/wordprocessingInk" xmlns:wne="http://schemas.microsoft.com/office/word/2006/wordml" xmlns:wps="http://schemas.microsoft.com/office/word/2010/wordprocessingShape" mc:Ignorable="w14 w15 w16se w16cid w16 w16cex w16sdtdh wp14">
+<w:endnotes xmlns:wpc="http://schemas.microsoft.com/office/word/2010/wordprocessingCanvas" xmlns:cx="http://schemas.microsoft.com/office/drawing/2014/chartex" xmlns:cx1="http://schemas.microsoft.com/office/drawing/2015/9/8/chartex" xmlns:cx2="http://schemas.microsoft.com/office/drawing/2015/10/21/chartex" xmlns:cx3="http://schemas.microsoft.com/office/drawing/2016/5/9/chartex" xmlns:cx4="http://schemas.microsoft.com/office/drawing/2016/5/10/chartex" xmlns:cx5="http://schemas.microsoft.com/office/drawing/2016/5/11/chartex" xmlns:cx6="http://schemas.microsoft.com/office/drawing/2016/5/12/chartex" xmlns:cx7="http://schemas.microsoft.com/office/drawing/2016/5/13/chartex" xmlns:cx8="http://schemas.microsoft.com/office/drawing/2016/5/14/chartex" xmlns:mc="http://schemas.openxmlformats.org/markup-compatibility/2006" xmlns:aink="http://schemas.microsoft.com/office/drawing/2016/ink" xmlns:am3d="http://schemas.microsoft.com/office/drawing/2017/model3d" xmlns:o="urn:schemas-microsoft-com:office:office" xmlns:oel="http://schemas.microsoft.com/office/2019/extlst" xmlns:r="http://schemas.openxmlformats.org/officeDocument/2006/relationships" xmlns:m="http://schemas.openxmlformats.org/officeDocument/2006/math" xmlns:v="urn:schemas-microsoft-com:vml" xmlns:wp14="http://schemas.microsoft.com/office/word/2010/wordprocessingDrawing" xmlns:wp="http://schemas.openxmlformats.org/drawingml/2006/wordprocessingDrawing" xmlns:w10="urn:schemas-microsoft-com:office:word" xmlns:w="http://schemas.openxmlformats.org/wordprocessingml/2006/main" xmlns:w14="http://schemas.microsoft.com/office/word/2010/wordml" xmlns:w15="http://schemas.microsoft.com/office/word/2012/wordml" xmlns:w16cex="http://schemas.microsoft.com/office/word/2018/wordml/cex" xmlns:w16cid="http://schemas.microsoft.com/office/word/2016/wordml/cid" xmlns:w16="http://schemas.microsoft.com/office/word/2018/wordml" xmlns:w16du="http://schemas.microsoft.com/office/word/2023/wordml/word16du" xmlns:w16sdtdh="http://schemas.microsoft.com/office/word/2020/wordml/sdtdatahash" xmlns:w16sdtfl="http://schemas.microsoft.com/office/word/2024/wordml/sdtformatlock" xmlns:w16se="http://schemas.microsoft.com/office/word/2015/wordml/symex" xmlns:wpg="http://schemas.microsoft.com/office/word/2010/wordprocessingGroup" xmlns:wpi="http://schemas.microsoft.com/office/word/2010/wordprocessingInk" xmlns:wne="http://schemas.microsoft.com/office/word/2006/wordml" xmlns:wps="http://schemas.microsoft.com/office/word/2010/wordprocessingShape" mc:Ignorable="w14 w15 w16se w16cid w16 w16cex w16sdtdh w16sdtfl w16du wp14">
   <w:endnote w:type="separator" w:id="-1">
     <w:p>
       <w:r>
@@ -11203,7 +11244,7 @@
 </file>
 
 <file path=word/footer1.xml><?xml version="1.0" encoding="utf-8"?>
-<w:ftr xmlns:wpc="http://schemas.microsoft.com/office/word/2010/wordprocessingCanvas" xmlns:cx="http://schemas.microsoft.com/office/drawing/2014/chartex" xmlns:cx1="http://schemas.microsoft.com/office/drawing/2015/9/8/chartex" xmlns:cx2="http://schemas.microsoft.com/office/drawing/2015/10/21/chartex" xmlns:cx3="http://schemas.microsoft.com/office/drawing/2016/5/9/chartex" xmlns:cx4="http://schemas.microsoft.com/office/drawing/2016/5/10/chartex" xmlns:cx5="http://schemas.microsoft.com/office/drawing/2016/5/11/chartex" xmlns:cx6="http://schemas.microsoft.com/office/drawing/2016/5/12/chartex" xmlns:cx7="http://schemas.microsoft.com/office/drawing/2016/5/13/chartex" xmlns:cx8="http://schemas.microsoft.com/office/drawing/2016/5/14/chartex" xmlns:mc="http://schemas.openxmlformats.org/markup-compatibility/2006" xmlns:aink="http://schemas.microsoft.com/office/drawing/2016/ink" xmlns:am3d="http://schemas.microsoft.com/office/drawing/2017/model3d" xmlns:o="urn:schemas-microsoft-com:office:office" xmlns:oel="http://schemas.microsoft.com/office/2019/extlst" xmlns:r="http://schemas.openxmlformats.org/officeDocument/2006/relationships" xmlns:m="http://schemas.openxmlformats.org/officeDocument/2006/math" xmlns:v="urn:schemas-microsoft-com:vml" xmlns:wp14="http://schemas.microsoft.com/office/word/2010/wordprocessingDrawing" xmlns:wp="http://schemas.openxmlformats.org/drawingml/2006/wordprocessingDrawing" xmlns:w10="urn:schemas-microsoft-com:office:word" xmlns:w="http://schemas.openxmlformats.org/wordprocessingml/2006/main" xmlns:w14="http://schemas.microsoft.com/office/word/2010/wordml" xmlns:w15="http://schemas.microsoft.com/office/word/2012/wordml" xmlns:w16cex="http://schemas.microsoft.com/office/word/2018/wordml/cex" xmlns:w16cid="http://schemas.microsoft.com/office/word/2016/wordml/cid" xmlns:w16="http://schemas.microsoft.com/office/word/2018/wordml" xmlns:w16sdtdh="http://schemas.microsoft.com/office/word/2020/wordml/sdtdatahash" xmlns:w16se="http://schemas.microsoft.com/office/word/2015/wordml/symex" xmlns:wpg="http://schemas.microsoft.com/office/word/2010/wordprocessingGroup" xmlns:wpi="http://schemas.microsoft.com/office/word/2010/wordprocessingInk" xmlns:wne="http://schemas.microsoft.com/office/word/2006/wordml" xmlns:wps="http://schemas.microsoft.com/office/word/2010/wordprocessingShape" mc:Ignorable="w14 w15 w16se w16cid w16 w16cex w16sdtdh wp14">
+<w:ftr xmlns:wpc="http://schemas.microsoft.com/office/word/2010/wordprocessingCanvas" xmlns:cx="http://schemas.microsoft.com/office/drawing/2014/chartex" xmlns:cx1="http://schemas.microsoft.com/office/drawing/2015/9/8/chartex" xmlns:cx2="http://schemas.microsoft.com/office/drawing/2015/10/21/chartex" xmlns:cx3="http://schemas.microsoft.com/office/drawing/2016/5/9/chartex" xmlns:cx4="http://schemas.microsoft.com/office/drawing/2016/5/10/chartex" xmlns:cx5="http://schemas.microsoft.com/office/drawing/2016/5/11/chartex" xmlns:cx6="http://schemas.microsoft.com/office/drawing/2016/5/12/chartex" xmlns:cx7="http://schemas.microsoft.com/office/drawing/2016/5/13/chartex" xmlns:cx8="http://schemas.microsoft.com/office/drawing/2016/5/14/chartex" xmlns:mc="http://schemas.openxmlformats.org/markup-compatibility/2006" xmlns:aink="http://schemas.microsoft.com/office/drawing/2016/ink" xmlns:am3d="http://schemas.microsoft.com/office/drawing/2017/model3d" xmlns:o="urn:schemas-microsoft-com:office:office" xmlns:oel="http://schemas.microsoft.com/office/2019/extlst" xmlns:r="http://schemas.openxmlformats.org/officeDocument/2006/relationships" xmlns:m="http://schemas.openxmlformats.org/officeDocument/2006/math" xmlns:v="urn:schemas-microsoft-com:vml" xmlns:wp14="http://schemas.microsoft.com/office/word/2010/wordprocessingDrawing" xmlns:wp="http://schemas.openxmlformats.org/drawingml/2006/wordprocessingDrawing" xmlns:w10="urn:schemas-microsoft-com:office:word" xmlns:w="http://schemas.openxmlformats.org/wordprocessingml/2006/main" xmlns:w14="http://schemas.microsoft.com/office/word/2010/wordml" xmlns:w15="http://schemas.microsoft.com/office/word/2012/wordml" xmlns:w16cex="http://schemas.microsoft.com/office/word/2018/wordml/cex" xmlns:w16cid="http://schemas.microsoft.com/office/word/2016/wordml/cid" xmlns:w16="http://schemas.microsoft.com/office/word/2018/wordml" xmlns:w16du="http://schemas.microsoft.com/office/word/2023/wordml/word16du" xmlns:w16sdtdh="http://schemas.microsoft.com/office/word/2020/wordml/sdtdatahash" xmlns:w16sdtfl="http://schemas.microsoft.com/office/word/2024/wordml/sdtformatlock" xmlns:w16se="http://schemas.microsoft.com/office/word/2015/wordml/symex" xmlns:wpg="http://schemas.microsoft.com/office/word/2010/wordprocessingGroup" xmlns:wpi="http://schemas.microsoft.com/office/word/2010/wordprocessingInk" xmlns:wne="http://schemas.microsoft.com/office/word/2006/wordml" xmlns:wps="http://schemas.microsoft.com/office/word/2010/wordprocessingShape" mc:Ignorable="w14 w15 w16se w16cid w16 w16cex w16sdtdh w16sdtfl w16du wp14">
   <w:sdt>
     <w:sdtPr>
       <w:id w:val="256646392"/>
@@ -11249,7 +11290,7 @@
 </file>
 
 <file path=word/footnotes.xml><?xml version="1.0" encoding="utf-8"?>
-<w:footnotes xmlns:wpc="http://schemas.microsoft.com/office/word/2010/wordprocessingCanvas" xmlns:cx="http://schemas.microsoft.com/office/drawing/2014/chartex" xmlns:cx1="http://schemas.microsoft.com/office/drawing/2015/9/8/chartex" xmlns:cx2="http://schemas.microsoft.com/office/drawing/2015/10/21/chartex" xmlns:cx3="http://schemas.microsoft.com/office/drawing/2016/5/9/chartex" xmlns:cx4="http://schemas.microsoft.com/office/drawing/2016/5/10/chartex" xmlns:cx5="http://schemas.microsoft.com/office/drawing/2016/5/11/chartex" xmlns:cx6="http://schemas.microsoft.com/office/drawing/2016/5/12/chartex" xmlns:cx7="http://schemas.microsoft.com/office/drawing/2016/5/13/chartex" xmlns:cx8="http://schemas.microsoft.com/office/drawing/2016/5/14/chartex" xmlns:mc="http://schemas.openxmlformats.org/markup-compatibility/2006" xmlns:aink="http://schemas.microsoft.com/office/drawing/2016/ink" xmlns:am3d="http://schemas.microsoft.com/office/drawing/2017/model3d" xmlns:o="urn:schemas-microsoft-com:office:office" xmlns:oel="http://schemas.microsoft.com/office/2019/extlst" xmlns:r="http://schemas.openxmlformats.org/officeDocument/2006/relationships" xmlns:m="http://schemas.openxmlformats.org/officeDocument/2006/math" xmlns:v="urn:schemas-microsoft-com:vml" xmlns:wp14="http://schemas.microsoft.com/office/word/2010/wordprocessingDrawing" xmlns:wp="http://schemas.openxmlformats.org/drawingml/2006/wordprocessingDrawing" xmlns:w10="urn:schemas-microsoft-com:office:word" xmlns:w="http://schemas.openxmlformats.org/wordprocessingml/2006/main" xmlns:w14="http://schemas.microsoft.com/office/word/2010/wordml" xmlns:w15="http://schemas.microsoft.com/office/word/2012/wordml" xmlns:w16cex="http://schemas.microsoft.com/office/word/2018/wordml/cex" xmlns:w16cid="http://schemas.microsoft.com/office/word/2016/wordml/cid" xmlns:w16="http://schemas.microsoft.com/office/word/2018/wordml" xmlns:w16sdtdh="http://schemas.microsoft.com/office/word/2020/wordml/sdtdatahash" xmlns:w16se="http://schemas.microsoft.com/office/word/2015/wordml/symex" xmlns:wpg="http://schemas.microsoft.com/office/word/2010/wordprocessingGroup" xmlns:wpi="http://schemas.microsoft.com/office/word/2010/wordprocessingInk" xmlns:wne="http://schemas.microsoft.com/office/word/2006/wordml" xmlns:wps="http://schemas.microsoft.com/office/word/2010/wordprocessingShape" mc:Ignorable="w14 w15 w16se w16cid w16 w16cex w16sdtdh wp14">
+<w:footnotes xmlns:wpc="http://schemas.microsoft.com/office/word/2010/wordprocessingCanvas" xmlns:cx="http://schemas.microsoft.com/office/drawing/2014/chartex" xmlns:cx1="http://schemas.microsoft.com/office/drawing/2015/9/8/chartex" xmlns:cx2="http://schemas.microsoft.com/office/drawing/2015/10/21/chartex" xmlns:cx3="http://schemas.microsoft.com/office/drawing/2016/5/9/chartex" xmlns:cx4="http://schemas.microsoft.com/office/drawing/2016/5/10/chartex" xmlns:cx5="http://schemas.microsoft.com/office/drawing/2016/5/11/chartex" xmlns:cx6="http://schemas.microsoft.com/office/drawing/2016/5/12/chartex" xmlns:cx7="http://schemas.microsoft.com/office/drawing/2016/5/13/chartex" xmlns:cx8="http://schemas.microsoft.com/office/drawing/2016/5/14/chartex" xmlns:mc="http://schemas.openxmlformats.org/markup-compatibility/2006" xmlns:aink="http://schemas.microsoft.com/office/drawing/2016/ink" xmlns:am3d="http://schemas.microsoft.com/office/drawing/2017/model3d" xmlns:o="urn:schemas-microsoft-com:office:office" xmlns:oel="http://schemas.microsoft.com/office/2019/extlst" xmlns:r="http://schemas.openxmlformats.org/officeDocument/2006/relationships" xmlns:m="http://schemas.openxmlformats.org/officeDocument/2006/math" xmlns:v="urn:schemas-microsoft-com:vml" xmlns:wp14="http://schemas.microsoft.com/office/word/2010/wordprocessingDrawing" xmlns:wp="http://schemas.openxmlformats.org/drawingml/2006/wordprocessingDrawing" xmlns:w10="urn:schemas-microsoft-com:office:word" xmlns:w="http://schemas.openxmlformats.org/wordprocessingml/2006/main" xmlns:w14="http://schemas.microsoft.com/office/word/2010/wordml" xmlns:w15="http://schemas.microsoft.com/office/word/2012/wordml" xmlns:w16cex="http://schemas.microsoft.com/office/word/2018/wordml/cex" xmlns:w16cid="http://schemas.microsoft.com/office/word/2016/wordml/cid" xmlns:w16="http://schemas.microsoft.com/office/word/2018/wordml" xmlns:w16du="http://schemas.microsoft.com/office/word/2023/wordml/word16du" xmlns:w16sdtdh="http://schemas.microsoft.com/office/word/2020/wordml/sdtdatahash" xmlns:w16sdtfl="http://schemas.microsoft.com/office/word/2024/wordml/sdtformatlock" xmlns:w16se="http://schemas.microsoft.com/office/word/2015/wordml/symex" xmlns:wpg="http://schemas.microsoft.com/office/word/2010/wordprocessingGroup" xmlns:wpi="http://schemas.microsoft.com/office/word/2010/wordprocessingInk" xmlns:wne="http://schemas.microsoft.com/office/word/2006/wordml" xmlns:wps="http://schemas.microsoft.com/office/word/2010/wordprocessingShape" mc:Ignorable="w14 w15 w16se w16cid w16 w16cex w16sdtdh w16sdtfl w16du wp14">
   <w:footnote w:type="separator" w:id="-1">
     <w:p>
       <w:r>
@@ -11261,25 +11302,6 @@
     <w:p>
       <w:r>
         <w:continuationSeparator/>
-      </w:r>
-    </w:p>
-  </w:footnote>
-  <w:footnote w:id="1">
-    <w:p>
-      <w:pPr>
-        <w:pStyle w:val="aff1"/>
-      </w:pPr>
-      <w:r>
-        <w:rPr>
-          <w:rStyle w:val="aff3"/>
-        </w:rPr>
-        <w:footnoteRef/>
-      </w:r>
-      <w:r>
-        <w:t xml:space="preserve"> </w:t>
-      </w:r>
-      <w:r>
-        <w:t>https://cio.go.jp/guides</w:t>
       </w:r>
     </w:p>
   </w:footnote>
@@ -11287,13 +11309,13 @@
 </file>
 
 <file path=word/header1.xml><?xml version="1.0" encoding="utf-8"?>
-<w:hdr xmlns:wpc="http://schemas.microsoft.com/office/word/2010/wordprocessingCanvas" xmlns:cx="http://schemas.microsoft.com/office/drawing/2014/chartex" xmlns:cx1="http://schemas.microsoft.com/office/drawing/2015/9/8/chartex" xmlns:cx2="http://schemas.microsoft.com/office/drawing/2015/10/21/chartex" xmlns:cx3="http://schemas.microsoft.com/office/drawing/2016/5/9/chartex" xmlns:cx4="http://schemas.microsoft.com/office/drawing/2016/5/10/chartex" xmlns:cx5="http://schemas.microsoft.com/office/drawing/2016/5/11/chartex" xmlns:cx6="http://schemas.microsoft.com/office/drawing/2016/5/12/chartex" xmlns:cx7="http://schemas.microsoft.com/office/drawing/2016/5/13/chartex" xmlns:cx8="http://schemas.microsoft.com/office/drawing/2016/5/14/chartex" xmlns:mc="http://schemas.openxmlformats.org/markup-compatibility/2006" xmlns:aink="http://schemas.microsoft.com/office/drawing/2016/ink" xmlns:am3d="http://schemas.microsoft.com/office/drawing/2017/model3d" xmlns:o="urn:schemas-microsoft-com:office:office" xmlns:oel="http://schemas.microsoft.com/office/2019/extlst" xmlns:r="http://schemas.openxmlformats.org/officeDocument/2006/relationships" xmlns:m="http://schemas.openxmlformats.org/officeDocument/2006/math" xmlns:v="urn:schemas-microsoft-com:vml" xmlns:wp14="http://schemas.microsoft.com/office/word/2010/wordprocessingDrawing" xmlns:wp="http://schemas.openxmlformats.org/drawingml/2006/wordprocessingDrawing" xmlns:w10="urn:schemas-microsoft-com:office:word" xmlns:w="http://schemas.openxmlformats.org/wordprocessingml/2006/main" xmlns:w14="http://schemas.microsoft.com/office/word/2010/wordml" xmlns:w15="http://schemas.microsoft.com/office/word/2012/wordml" xmlns:w16cex="http://schemas.microsoft.com/office/word/2018/wordml/cex" xmlns:w16cid="http://schemas.microsoft.com/office/word/2016/wordml/cid" xmlns:w16="http://schemas.microsoft.com/office/word/2018/wordml" xmlns:w16sdtdh="http://schemas.microsoft.com/office/word/2020/wordml/sdtdatahash" xmlns:w16se="http://schemas.microsoft.com/office/word/2015/wordml/symex" xmlns:wpg="http://schemas.microsoft.com/office/word/2010/wordprocessingGroup" xmlns:wpi="http://schemas.microsoft.com/office/word/2010/wordprocessingInk" xmlns:wne="http://schemas.microsoft.com/office/word/2006/wordml" xmlns:wps="http://schemas.microsoft.com/office/word/2010/wordprocessingShape" mc:Ignorable="w14 w15 w16se w16cid w16 w16cex w16sdtdh wp14">
+<w:hdr xmlns:wpc="http://schemas.microsoft.com/office/word/2010/wordprocessingCanvas" xmlns:cx="http://schemas.microsoft.com/office/drawing/2014/chartex" xmlns:cx1="http://schemas.microsoft.com/office/drawing/2015/9/8/chartex" xmlns:cx2="http://schemas.microsoft.com/office/drawing/2015/10/21/chartex" xmlns:cx3="http://schemas.microsoft.com/office/drawing/2016/5/9/chartex" xmlns:cx4="http://schemas.microsoft.com/office/drawing/2016/5/10/chartex" xmlns:cx5="http://schemas.microsoft.com/office/drawing/2016/5/11/chartex" xmlns:cx6="http://schemas.microsoft.com/office/drawing/2016/5/12/chartex" xmlns:cx7="http://schemas.microsoft.com/office/drawing/2016/5/13/chartex" xmlns:cx8="http://schemas.microsoft.com/office/drawing/2016/5/14/chartex" xmlns:mc="http://schemas.openxmlformats.org/markup-compatibility/2006" xmlns:aink="http://schemas.microsoft.com/office/drawing/2016/ink" xmlns:am3d="http://schemas.microsoft.com/office/drawing/2017/model3d" xmlns:o="urn:schemas-microsoft-com:office:office" xmlns:oel="http://schemas.microsoft.com/office/2019/extlst" xmlns:r="http://schemas.openxmlformats.org/officeDocument/2006/relationships" xmlns:m="http://schemas.openxmlformats.org/officeDocument/2006/math" xmlns:v="urn:schemas-microsoft-com:vml" xmlns:wp14="http://schemas.microsoft.com/office/word/2010/wordprocessingDrawing" xmlns:wp="http://schemas.openxmlformats.org/drawingml/2006/wordprocessingDrawing" xmlns:w10="urn:schemas-microsoft-com:office:word" xmlns:w="http://schemas.openxmlformats.org/wordprocessingml/2006/main" xmlns:w14="http://schemas.microsoft.com/office/word/2010/wordml" xmlns:w15="http://schemas.microsoft.com/office/word/2012/wordml" xmlns:w16cex="http://schemas.microsoft.com/office/word/2018/wordml/cex" xmlns:w16cid="http://schemas.microsoft.com/office/word/2016/wordml/cid" xmlns:w16="http://schemas.microsoft.com/office/word/2018/wordml" xmlns:w16du="http://schemas.microsoft.com/office/word/2023/wordml/word16du" xmlns:w16sdtdh="http://schemas.microsoft.com/office/word/2020/wordml/sdtdatahash" xmlns:w16sdtfl="http://schemas.microsoft.com/office/word/2024/wordml/sdtformatlock" xmlns:w16se="http://schemas.microsoft.com/office/word/2015/wordml/symex" xmlns:wpg="http://schemas.microsoft.com/office/word/2010/wordprocessingGroup" xmlns:wpi="http://schemas.microsoft.com/office/word/2010/wordprocessingInk" xmlns:wne="http://schemas.microsoft.com/office/word/2006/wordml" xmlns:wps="http://schemas.microsoft.com/office/word/2010/wordprocessingShape" mc:Ignorable="w14 w15 w16se w16cid w16 w16cex w16sdtdh w16sdtfl w16du wp14">
   <w:p/>
 </w:hdr>
 </file>
 
 <file path=word/numbering.xml><?xml version="1.0" encoding="utf-8"?>
-<w:numbering xmlns:wpc="http://schemas.microsoft.com/office/word/2010/wordprocessingCanvas" xmlns:cx="http://schemas.microsoft.com/office/drawing/2014/chartex" xmlns:cx1="http://schemas.microsoft.com/office/drawing/2015/9/8/chartex" xmlns:cx2="http://schemas.microsoft.com/office/drawing/2015/10/21/chartex" xmlns:cx3="http://schemas.microsoft.com/office/drawing/2016/5/9/chartex" xmlns:cx4="http://schemas.microsoft.com/office/drawing/2016/5/10/chartex" xmlns:cx5="http://schemas.microsoft.com/office/drawing/2016/5/11/chartex" xmlns:cx6="http://schemas.microsoft.com/office/drawing/2016/5/12/chartex" xmlns:cx7="http://schemas.microsoft.com/office/drawing/2016/5/13/chartex" xmlns:cx8="http://schemas.microsoft.com/office/drawing/2016/5/14/chartex" xmlns:mc="http://schemas.openxmlformats.org/markup-compatibility/2006" xmlns:aink="http://schemas.microsoft.com/office/drawing/2016/ink" xmlns:am3d="http://schemas.microsoft.com/office/drawing/2017/model3d" xmlns:o="urn:schemas-microsoft-com:office:office" xmlns:oel="http://schemas.microsoft.com/office/2019/extlst" xmlns:r="http://schemas.openxmlformats.org/officeDocument/2006/relationships" xmlns:m="http://schemas.openxmlformats.org/officeDocument/2006/math" xmlns:v="urn:schemas-microsoft-com:vml" xmlns:wp14="http://schemas.microsoft.com/office/word/2010/wordprocessingDrawing" xmlns:wp="http://schemas.openxmlformats.org/drawingml/2006/wordprocessingDrawing" xmlns:w10="urn:schemas-microsoft-com:office:word" xmlns:w="http://schemas.openxmlformats.org/wordprocessingml/2006/main" xmlns:w14="http://schemas.microsoft.com/office/word/2010/wordml" xmlns:w15="http://schemas.microsoft.com/office/word/2012/wordml" xmlns:w16cex="http://schemas.microsoft.com/office/word/2018/wordml/cex" xmlns:w16cid="http://schemas.microsoft.com/office/word/2016/wordml/cid" xmlns:w16="http://schemas.microsoft.com/office/word/2018/wordml" xmlns:w16sdtdh="http://schemas.microsoft.com/office/word/2020/wordml/sdtdatahash" xmlns:w16se="http://schemas.microsoft.com/office/word/2015/wordml/symex" xmlns:wpg="http://schemas.microsoft.com/office/word/2010/wordprocessingGroup" xmlns:wpi="http://schemas.microsoft.com/office/word/2010/wordprocessingInk" xmlns:wne="http://schemas.microsoft.com/office/word/2006/wordml" xmlns:wps="http://schemas.microsoft.com/office/word/2010/wordprocessingShape" mc:Ignorable="w14 w15 w16se w16cid w16 w16cex w16sdtdh wp14">
+<w:numbering xmlns:wpc="http://schemas.microsoft.com/office/word/2010/wordprocessingCanvas" xmlns:cx="http://schemas.microsoft.com/office/drawing/2014/chartex" xmlns:cx1="http://schemas.microsoft.com/office/drawing/2015/9/8/chartex" xmlns:cx2="http://schemas.microsoft.com/office/drawing/2015/10/21/chartex" xmlns:cx3="http://schemas.microsoft.com/office/drawing/2016/5/9/chartex" xmlns:cx4="http://schemas.microsoft.com/office/drawing/2016/5/10/chartex" xmlns:cx5="http://schemas.microsoft.com/office/drawing/2016/5/11/chartex" xmlns:cx6="http://schemas.microsoft.com/office/drawing/2016/5/12/chartex" xmlns:cx7="http://schemas.microsoft.com/office/drawing/2016/5/13/chartex" xmlns:cx8="http://schemas.microsoft.com/office/drawing/2016/5/14/chartex" xmlns:mc="http://schemas.openxmlformats.org/markup-compatibility/2006" xmlns:aink="http://schemas.microsoft.com/office/drawing/2016/ink" xmlns:am3d="http://schemas.microsoft.com/office/drawing/2017/model3d" xmlns:o="urn:schemas-microsoft-com:office:office" xmlns:oel="http://schemas.microsoft.com/office/2019/extlst" xmlns:r="http://schemas.openxmlformats.org/officeDocument/2006/relationships" xmlns:m="http://schemas.openxmlformats.org/officeDocument/2006/math" xmlns:v="urn:schemas-microsoft-com:vml" xmlns:wp14="http://schemas.microsoft.com/office/word/2010/wordprocessingDrawing" xmlns:wp="http://schemas.openxmlformats.org/drawingml/2006/wordprocessingDrawing" xmlns:w10="urn:schemas-microsoft-com:office:word" xmlns:w="http://schemas.openxmlformats.org/wordprocessingml/2006/main" xmlns:w14="http://schemas.microsoft.com/office/word/2010/wordml" xmlns:w15="http://schemas.microsoft.com/office/word/2012/wordml" xmlns:w16cex="http://schemas.microsoft.com/office/word/2018/wordml/cex" xmlns:w16cid="http://schemas.microsoft.com/office/word/2016/wordml/cid" xmlns:w16="http://schemas.microsoft.com/office/word/2018/wordml" xmlns:w16du="http://schemas.microsoft.com/office/word/2023/wordml/word16du" xmlns:w16sdtdh="http://schemas.microsoft.com/office/word/2020/wordml/sdtdatahash" xmlns:w16sdtfl="http://schemas.microsoft.com/office/word/2024/wordml/sdtformatlock" xmlns:w16se="http://schemas.microsoft.com/office/word/2015/wordml/symex" xmlns:wpg="http://schemas.microsoft.com/office/word/2010/wordprocessingGroup" xmlns:wpi="http://schemas.microsoft.com/office/word/2010/wordprocessingInk" xmlns:wne="http://schemas.microsoft.com/office/word/2006/wordml" xmlns:wps="http://schemas.microsoft.com/office/word/2010/wordprocessingShape" mc:Ignorable="w14 w15 w16se w16cid w16 w16cex w16sdtdh w16sdtfl w16du wp14">
   <w:abstractNum w:abstractNumId="0" w15:restartNumberingAfterBreak="0">
     <w:nsid w:val="00F01F1C"/>
     <w:multiLevelType w:val="hybridMultilevel"/>
@@ -14082,7 +14104,7 @@
 </file>
 
 <file path=word/styles.xml><?xml version="1.0" encoding="utf-8"?>
-<w:styles xmlns:mc="http://schemas.openxmlformats.org/markup-compatibility/2006" xmlns:r="http://schemas.openxmlformats.org/officeDocument/2006/relationships" xmlns:w="http://schemas.openxmlformats.org/wordprocessingml/2006/main" xmlns:w14="http://schemas.microsoft.com/office/word/2010/wordml" xmlns:w15="http://schemas.microsoft.com/office/word/2012/wordml" xmlns:w16cex="http://schemas.microsoft.com/office/word/2018/wordml/cex" xmlns:w16cid="http://schemas.microsoft.com/office/word/2016/wordml/cid" xmlns:w16="http://schemas.microsoft.com/office/word/2018/wordml" xmlns:w16sdtdh="http://schemas.microsoft.com/office/word/2020/wordml/sdtdatahash" xmlns:w16se="http://schemas.microsoft.com/office/word/2015/wordml/symex" mc:Ignorable="w14 w15 w16se w16cid w16 w16cex w16sdtdh">
+<w:styles xmlns:mc="http://schemas.openxmlformats.org/markup-compatibility/2006" xmlns:r="http://schemas.openxmlformats.org/officeDocument/2006/relationships" xmlns:w="http://schemas.openxmlformats.org/wordprocessingml/2006/main" xmlns:w14="http://schemas.microsoft.com/office/word/2010/wordml" xmlns:w15="http://schemas.microsoft.com/office/word/2012/wordml" xmlns:w16cex="http://schemas.microsoft.com/office/word/2018/wordml/cex" xmlns:w16cid="http://schemas.microsoft.com/office/word/2016/wordml/cid" xmlns:w16="http://schemas.microsoft.com/office/word/2018/wordml" xmlns:w16du="http://schemas.microsoft.com/office/word/2023/wordml/word16du" xmlns:w16sdtdh="http://schemas.microsoft.com/office/word/2020/wordml/sdtdatahash" xmlns:w16sdtfl="http://schemas.microsoft.com/office/word/2024/wordml/sdtformatlock" xmlns:w16se="http://schemas.microsoft.com/office/word/2015/wordml/symex" mc:Ignorable="w14 w15 w16se w16cid w16 w16cex w16sdtdh w16sdtfl w16du">
   <w:docDefaults>
     <w:rPrDefault>
       <w:rPr>
@@ -16008,10 +16030,6 @@
 </file>
 
 <file path=customXml/item1.xml><?xml version="1.0" encoding="utf-8"?>
-<b:Sources xmlns:b="http://schemas.openxmlformats.org/officeDocument/2006/bibliography" xmlns="http://schemas.openxmlformats.org/officeDocument/2006/bibliography" SelectedStyle="\APASixthEditionOfficeOnline.xsl" StyleName="APA" Version="6"/>
-</file>
-
-<file path=customXml/item2.xml><?xml version="1.0" encoding="utf-8"?>
 <ct:contentTypeSchema xmlns:ct="http://schemas.microsoft.com/office/2006/metadata/contentType" xmlns:ma="http://schemas.microsoft.com/office/2006/metadata/properties/metaAttributes" ct:_="" ma:_="" ma:contentTypeName="ドキュメント" ma:contentTypeID="0x010100D4BA49431D4D9249A6509499E059C03E" ma:contentTypeVersion="4" ma:contentTypeDescription="新しいドキュメントを作成します。" ma:contentTypeScope="" ma:versionID="b4ab603acd520aec003329a8cc5e5a3c">
   <xsd:schema xmlns:xsd="http://www.w3.org/2001/XMLSchema" xmlns:xs="http://www.w3.org/2001/XMLSchema" xmlns:p="http://schemas.microsoft.com/office/2006/metadata/properties" xmlns:ns2="b8676f7c-cd37-452c-a4f6-258f9e9fd2a4" targetNamespace="http://schemas.microsoft.com/office/2006/metadata/properties" ma:root="true" ma:fieldsID="2731dd5c1c8e876b3faee75002f54a14" ns2:_="">
     <xsd:import namespace="b8676f7c-cd37-452c-a4f6-258f9e9fd2a4"/>
@@ -16155,6 +16173,10 @@
 </ct:contentTypeSchema>
 </file>
 
+<file path=customXml/item2.xml><?xml version="1.0" encoding="utf-8"?>
+<b:Sources xmlns:b="http://schemas.openxmlformats.org/officeDocument/2006/bibliography" xmlns="http://schemas.openxmlformats.org/officeDocument/2006/bibliography" SelectedStyle="\APASixthEditionOfficeOnline.xsl" StyleName="APA" Version="6"/>
+</file>
+
 <file path=customXml/item3.xml><?xml version="1.0" encoding="utf-8"?>
 <?mso-contentType ?>
 <FormTemplates xmlns="http://schemas.microsoft.com/sharepoint/v3/contenttype/forms">
@@ -16171,6 +16193,24 @@
 </file>
 
 <file path=customXml/itemProps1.xml><?xml version="1.0" encoding="utf-8"?>
+<ds:datastoreItem xmlns:ds="http://schemas.openxmlformats.org/officeDocument/2006/customXml" ds:itemID="{CABF7901-7E3D-4503-BBC0-6C04DF6CFDC6}">
+  <ds:schemaRefs>
+    <ds:schemaRef ds:uri="http://schemas.microsoft.com/office/2006/metadata/contentType"/>
+    <ds:schemaRef ds:uri="http://schemas.microsoft.com/office/2006/metadata/properties/metaAttributes"/>
+    <ds:schemaRef ds:uri="http://www.w3.org/2001/XMLSchema"/>
+    <ds:schemaRef ds:uri="http://schemas.microsoft.com/office/2006/metadata/properties"/>
+    <ds:schemaRef ds:uri="b8676f7c-cd37-452c-a4f6-258f9e9fd2a4"/>
+    <ds:schemaRef ds:uri="http://schemas.microsoft.com/office/2006/documentManagement/types"/>
+    <ds:schemaRef ds:uri="http://schemas.microsoft.com/office/infopath/2007/PartnerControls"/>
+    <ds:schemaRef ds:uri="http://schemas.openxmlformats.org/package/2006/metadata/core-properties"/>
+    <ds:schemaRef ds:uri="http://purl.org/dc/elements/1.1/"/>
+    <ds:schemaRef ds:uri="http://purl.org/dc/terms/"/>
+    <ds:schemaRef ds:uri="http://schemas.microsoft.com/internal/obd"/>
+  </ds:schemaRefs>
+</ds:datastoreItem>
+</file>
+
+<file path=customXml/itemProps2.xml><?xml version="1.0" encoding="utf-8"?>
 <ds:datastoreItem xmlns:ds="http://schemas.openxmlformats.org/officeDocument/2006/customXml" ds:itemID="{C2D73D14-9288-440A-9F94-FCDFA61CF591}">
   <ds:schemaRefs>
     <ds:schemaRef ds:uri="http://schemas.openxmlformats.org/officeDocument/2006/bibliography"/>
@@ -16178,14 +16218,19 @@
 </ds:datastoreItem>
 </file>
 
-<file path=customXml/itemProps2.xml><?xml version="1.0" encoding="utf-8"?>
-<ds:datastoreItem xmlns:ds="http://schemas.openxmlformats.org/officeDocument/2006/customXml" ds:itemID="{CABF7901-7E3D-4503-BBC0-6C04DF6CFDC6}"/>
-</file>
-
 <file path=customXml/itemProps3.xml><?xml version="1.0" encoding="utf-8"?>
-<ds:datastoreItem xmlns:ds="http://schemas.openxmlformats.org/officeDocument/2006/customXml" ds:itemID="{8C00E1D3-FF49-4043-89A7-241DAA1A046B}"/>
+<ds:datastoreItem xmlns:ds="http://schemas.openxmlformats.org/officeDocument/2006/customXml" ds:itemID="{8C00E1D3-FF49-4043-89A7-241DAA1A046B}">
+  <ds:schemaRefs>
+    <ds:schemaRef ds:uri="http://schemas.microsoft.com/sharepoint/v3/contenttype/forms"/>
+  </ds:schemaRefs>
+</ds:datastoreItem>
 </file>
 
 <file path=customXml/itemProps4.xml><?xml version="1.0" encoding="utf-8"?>
-<ds:datastoreItem xmlns:ds="http://schemas.openxmlformats.org/officeDocument/2006/customXml" ds:itemID="{68BD30BA-56DC-41F1-B8C4-E0617779D369}"/>
+<ds:datastoreItem xmlns:ds="http://schemas.openxmlformats.org/officeDocument/2006/customXml" ds:itemID="{68BD30BA-56DC-41F1-B8C4-E0617779D369}">
+  <ds:schemaRefs>
+    <ds:schemaRef ds:uri="http://schemas.microsoft.com/office/2006/metadata/properties"/>
+    <ds:schemaRef ds:uri="http://schemas.microsoft.com/office/infopath/2007/PartnerControls"/>
+  </ds:schemaRefs>
+</ds:datastoreItem>
 </file>